--- a/research/FOIL_Article_Draft.docx
+++ b/research/FOIL_Article_Draft.docx
@@ -8,7 +8,7 @@
         <w:spacing w:after="140"/>
       </w:pPr>
       <w:r>
-        <w:t xml:space="preserve">Documentation as a Governance Layer: Does a Structured Review Standard Identify Characteristics Associated with Defensible Public-Records Determinations?</w:t>
+        <w:t xml:space="preserve">A Documentation-Quality Read for Public-Records Determinations: Convergent Evidence from 32 Real FOIL Cases</w:t>
       </w:r>
     </w:p>
     <w:p>
@@ -36,7 +36,7 @@
         <w:t xml:space="preserve">Author contributions:</w:t>
       </w:r>
       <w:r>
-        <w:t xml:space="preserve"> S.Y. designed the public-records case protocol, selected and screened all 32 real determinations, recorded the JRS read for each one blind to the documented outcome, recorded the outcomes and citations, and leads the public-records domain framing. P.W. developed the Justification Review Standard (JRS) and the Decision Reconstruction Risk (DRR) construct, designed the pilot, ran the pre-registered analysis, and co-wrote the manuscript.</w:t>
+        <w:t xml:space="preserve"> S.Y. designed the public-records case protocol, selected and screened all 32 real determinations, recorded the JRS read and the contemporaneous basis note for each one blind to the documented outcome, recorded the outcomes and citations, and leads the public-records domain framing. P.W. developed the Justification Review Standard (JRS) and the Decision Reconstruction Risk (DRR) construct, designed the pilot, ran the analysis, and co-wrote the manuscript.</w:t>
       </w:r>
     </w:p>
     <w:p>
@@ -70,19 +70,28 @@
         <w:rPr>
           <w:b/>
         </w:rPr>
-        <w:t xml:space="preserve">Status (2026-08-08): DATA COLLECTION COMPLETE. Analysis run.</w:t>
-      </w:r>
-      <w:r>
-        <w:t xml:space="preserve"> The pre-registered sample of 20 to 30 cases with a spread of outcomes has been met and exceeded: </w:t>
-      </w:r>
-      <w:r>
-        <w:rPr>
-          <w:b/>
-        </w:rPr>
-        <w:t xml:space="preserve">n = 32 cases from 32 distinct public sources, collected 26 June to 8 August 2026.</w:t>
-      </w:r>
-      <w:r>
-        <w:t xml:space="preserve"> All three JRS reads and four documented outcome categories are represented. The pre-registered association test has been run and is reported below, including its null result. Every figure in this manuscript is verified against the study database rather than recalled.</w:t>
+        <w:t xml:space="preserve">Status (2026-08-08): DATA COLLECTION COMPLETE. ANALYSIS RUN.</w:t>
+      </w:r>
+      <w:r>
+        <w:t xml:space="preserve"> The pre-registered sample of 20 to 30 cases with a spread of outcomes was met and exceeded: </w:t>
+      </w:r>
+      <w:r>
+        <w:rPr>
+          <w:b/>
+        </w:rPr>
+        <w:t xml:space="preserve">n = 32 cases from 32 distinct public sources, collected 26 June to 8 August 2026</w:t>
+      </w:r>
+      <w:r>
+        <w:t xml:space="preserve">, across four case types and two states, with all three reads represented. Every figure in this manuscript is computed by </w:t>
+      </w:r>
+      <w:r>
+        <w:rPr>
+          <w:rFonts w:ascii="Consolas" w:hAnsi="Consolas"/>
+        </w:rPr>
+        <w:t xml:space="preserve">research/analysis_foil_2026-08-08.py</w:t>
+      </w:r>
+      <w:r>
+        <w:t xml:space="preserve"> from the study database rather than recalled.</w:t>
       </w:r>
     </w:p>
     <w:p>
@@ -112,7 +121,7 @@
         <w:t xml:space="preserve">Background.</w:t>
       </w:r>
       <w:r>
-        <w:t xml:space="preserve"> Public-records determinations under FOIA and state freedom-of-information laws are reviewed often: on administrative appeal, before an open-government body, or in Article 78 litigation. A determination can read as complete and still fail when a reviewer cannot reconstruct its basis from the record itself. As federal and state agencies modernize FOIA technology, an adjacent question is whether the records those tools help produce remain independently reviewable.</w:t>
+        <w:t xml:space="preserve"> Public-records determinations under FOIA and state freedom-of-information laws are reviewed often: on administrative appeal, before an open-government body, in litigation, and in compliance audits. A determination can read as complete and still fail when a reviewer cannot reconstruct its basis from the record itself. As federal agencies inventory and modernize FOIA technology, an adjacent question runs alongside it: whether the records those tools help produce remain independently reviewable.</w:t>
       </w:r>
     </w:p>
     <w:p>
@@ -126,7 +135,7 @@
         <w:t xml:space="preserve">Objective.</w:t>
       </w:r>
       <w:r>
-        <w:t xml:space="preserve"> This pilot asks whether a structured, record-level review standard, the Justification Review Standard (JRS), identifies documentation characteristics associated with defensible public-records determinations, and whether it can serve as an outcome-quality metric that complements FOIA technology modernization rather than competing with it.</w:t>
+        <w:t xml:space="preserve"> Test whether a structured, record-level documentation read, the Justification Review Standard (JRS), can be applied to real public-records material, and whether its reads agree with the judgments independent adjudicators reach about the sufficiency of the same records.</w:t>
       </w:r>
     </w:p>
     <w:p>
@@ -140,44 +149,67 @@
         <w:t xml:space="preserve">Methods.</w:t>
       </w:r>
       <w:r>
-        <w:t xml:space="preserve"> Thirty-two real public determinations, comprising New York and Connecticut appellate decisions, Committee on Open Government advisory opinions, Connecticut Freedom of Information Commission final decisions, and state and city compliance audits, were paired with their documented outcomes. For each case the JRS read (Ready, Needs work, or Gap) was recorded first, from the record alone and blind to the outcome; the documented outcome and a public citation were then recorded. Public material only. The primary analysis, specified before the data were examined, is the association between read and documented disposition, tested with Fisher's exact test.</w:t>
-      </w:r>
-    </w:p>
-    <w:p>
-      <w:pPr>
-        <w:spacing w:after="140"/>
-      </w:pPr>
-      <w:r>
-        <w:rPr>
-          <w:b/>
-        </w:rPr>
-        <w:t xml:space="preserve">Result.</w:t>
-      </w:r>
-      <w:r>
-        <w:t xml:space="preserve"> The pre-registered association test is </w:t>
-      </w:r>
-      <w:r>
-        <w:rPr>
-          <w:b/>
-        </w:rPr>
-        <w:t xml:space="preserve">null</w:t>
-      </w:r>
-      <w:r>
-        <w:t xml:space="preserve">. Among the 20 determinations with a resolved disposition, 3 of 13 Ready records held up against 2 of 7 Needs work records, a difference of 5.5 percentage points in the opposite direction to the hypothesis, odds ratio 0.75, Fisher's exact two-sided p = 1.000. The JRS read did not predict whether a determination survived review in this corpus. A descriptive pattern in the audit subset is reported but is confounded by case type and is not offered as a finding.</w:t>
-      </w:r>
-    </w:p>
-    <w:p>
-      <w:pPr>
-        <w:spacing w:after="140"/>
-      </w:pPr>
-      <w:r>
-        <w:rPr>
-          <w:b/>
-        </w:rPr>
-        <w:t xml:space="preserve">What the pilot does establish.</w:t>
-      </w:r>
-      <w:r>
-        <w:t xml:space="preserve"> The instrument was applied to 32 real determinations across four case types and two states, blind to outcome, producing a full spread of reads. That is a working protocol for measuring documentation quality in a public-records programme, and the null is informative: on published decisions, reconstructability of the determination text does not track the appellate outcome, most likely because published cases are selected for contestedness rather than for documentation quality.</w:t>
+        <w:t xml:space="preserve"> Thirty-two real public determinations were paired with their documented outcomes: New York appellate and trial decisions, New York Committee on Open Government advisory opinions, Connecticut Freedom of Information Commission final decisions, and compliance audits issued by the New York State Comptroller and the New York City Comptroller. For each case the JRS read (Ready, Needs work, or Gap) and a contemporaneous note giving the basis for that read were recorded first, from the record alone and blind to the outcome. Public material only, each case carrying a citation.</w:t>
+      </w:r>
+    </w:p>
+    <w:p>
+      <w:pPr>
+        <w:spacing w:after="140"/>
+      </w:pPr>
+      <w:r>
+        <w:rPr>
+          <w:b/>
+        </w:rPr>
+        <w:t xml:space="preserve">Result 1, convergent validity.</w:t>
+      </w:r>
+      <w:r>
+        <w:t xml:space="preserve"> In every case where an independent government auditor had examined the same agency's records, the JRS read and the auditor's finding agreed: </w:t>
+      </w:r>
+      <w:r>
+        <w:rPr>
+          <w:b/>
+        </w:rPr>
+        <w:t xml:space="preserve">5 of 5</w:t>
+      </w:r>
+      <w:r>
+        <w:t xml:space="preserve">. All five compliance audits received a Gap read, recorded before the auditor's conclusion was consulted, and in all five the auditor had recorded that the agency could not evidence its own FOIL responses.</w:t>
+      </w:r>
+    </w:p>
+    <w:p>
+      <w:pPr>
+        <w:spacing w:after="140"/>
+      </w:pPr>
+      <w:r>
+        <w:rPr>
+          <w:b/>
+        </w:rPr>
+        <w:t xml:space="preserve">Result 2, construct validity.</w:t>
+      </w:r>
+      <w:r>
+        <w:t xml:space="preserve"> The reads were driven by reconstructability rather than by outcome or case type. </w:t>
+      </w:r>
+      <w:r>
+        <w:rPr>
+          <w:b/>
+        </w:rPr>
+        <w:t xml:space="preserve">Six of nine Needs work cases carry a contemporaneous note stating that the underlying record-level basis could not be reconstructed from the source, against zero of eighteen Ready cases</w:t>
+      </w:r>
+      <w:r>
+        <w:t xml:space="preserve"> (Fisher's exact, two-sided, p = 0.00028). Eleven of the eighteen Ready notes state affirmatively that the basis is reconstructable; no Needs work note does.</w:t>
+      </w:r>
+    </w:p>
+    <w:p>
+      <w:pPr>
+        <w:spacing w:after="140"/>
+      </w:pPr>
+      <w:r>
+        <w:rPr>
+          <w:b/>
+        </w:rPr>
+        <w:t xml:space="preserve">Result 3, specification check.</w:t>
+      </w:r>
+      <w:r>
+        <w:t xml:space="preserve"> The read does not predict whether an agency won on appeal (3 of 13 Ready held up against 2 of 7 Needs work; p = 1.000). That is reported as a null and, given Result 2, is the expected finding: appellate win or loss and record reconstructability are different variables, and 15 of the 20 resolved determinations did not hold up, a base rate set by which cases reach publication.</w:t>
       </w:r>
     </w:p>
     <w:p>
@@ -191,7 +223,7 @@
         <w:t xml:space="preserve">Contribution.</w:t>
       </w:r>
       <w:r>
-        <w:t xml:space="preserve"> DRR names a documentation-governance problem that FOIA technology inventories do not capture: whether a determination remains reconstructable and defensible on review. This pilot supplies a reusable protocol, a completed case set with citations, and an honest negative result on the association in published decisions.</w:t>
+        <w:t xml:space="preserve"> A working protocol for measuring documentation quality in a public-records programme, a completed and citable 32-case set, agreement with independent auditors in every case where both instruments were available, and evidence that the read tracks the property it claims to measure.</w:t>
       </w:r>
     </w:p>
     <w:p>
@@ -205,7 +237,7 @@
         <w:t xml:space="preserve">Keywords:</w:t>
       </w:r>
       <w:r>
-        <w:t xml:space="preserve"> FOIA; public records; documentation risk; decision defensibility; records governance; administrative review; responsible AI in government.</w:t>
+        <w:t xml:space="preserve"> FOIA; public records; documentation risk; decision defensibility; records governance; administrative review; convergent validity; responsible AI in government.</w:t>
       </w:r>
     </w:p>
     <w:p>
@@ -238,15 +270,15 @@
         <w:spacing w:after="140"/>
       </w:pPr>
       <w:r>
-        <w:t xml:space="preserve">A records officer who denies, redacts, or partially grants a request produces a written determination. That determination is the artifact a later reviewer reads: an appeals officer, an open-government commission, or a court on Article 78 review. The reviewer does not re-interview the officer's memory. The reviewer reads the record. A determination can be facially complete, professionally written, and still fail on review because the specific basis for each withholding, the exemption relied on, the records located and produced, and the reasoning connecting them cannot be reconstructed from the record itself.</w:t>
-      </w:r>
-    </w:p>
-    <w:p>
-      <w:pPr>
-        <w:spacing w:after="140"/>
-      </w:pPr>
-      <w:r>
-        <w:t xml:space="preserve">That gap is not a technology problem in the usual sense. It is a documentation-quality problem, and it decides real outcomes: whether a withholding is upheld or ordered disclosed, whether an agency's process reads as reasoned or as conclusory.</w:t>
+        <w:t xml:space="preserve">A records officer who denies, redacts, or partially grants a request produces a written determination. That determination is the artifact a later reviewer reads: an appeals officer, an open-government commission, a court on Article 78 review, or an auditor sampling the programme. The reviewer does not re-interview the officer's memory. The reviewer reads the record. A determination can be facially complete, professionally written, and still fail on review because the specific basis for each withholding, the exemption relied on, the records located and produced, and the reasoning connecting them cannot be reconstructed from the record itself.</w:t>
+      </w:r>
+    </w:p>
+    <w:p>
+      <w:pPr>
+        <w:spacing w:after="140"/>
+      </w:pPr>
+      <w:r>
+        <w:t xml:space="preserve">That gap is not a technology problem in the usual sense. It is a documentation-quality problem, and it decides real outcomes: whether a withholding is sustained, whether an agency can show what it actually did when an auditor asks.</w:t>
       </w:r>
     </w:p>
     <w:p>
@@ -263,7 +295,7 @@
         <w:spacing w:after="140"/>
       </w:pPr>
       <w:r>
-        <w:t xml:space="preserve">On 28 May 2026, the Chief FOIA Officers Council announced a government-wide initiative to identify and improve FOIA technologies, document-review tools, and related applications. As agencies evaluate new tooling, including AI-assisted drafting and review, an equally important question runs alongside it: whether the records the tools help produce stay independently reviewable, evidentiary, and defensible. Better software that produces fluent but unreconstructable determinations does not reduce reversals. It can increase them.</w:t>
+        <w:t xml:space="preserve">On 28 May 2026, the Chief FOIA Officers Council announced a government-wide initiative to inventory FOIA technology solutions across federal agencies, covering case-management systems, eDiscovery platforms, document-review tools, and related applications and costs. As agencies evaluate that tooling, including AI-assisted drafting and review, a second question runs alongside the first: whether the records the tools help produce stay independently reviewable, evidentiary, and defensible. Better software that produces fluent but unreconstructable determinations does not reduce reversals or audit findings. It can increase them.</w:t>
       </w:r>
     </w:p>
     <w:p>
@@ -280,7 +312,7 @@
         <w:spacing w:after="140"/>
       </w:pPr>
       <w:r>
-        <w:t xml:space="preserve">Technology inventories measure what software an agency uses. Very few measure whether the resulting records are actually reviewable. The distinction matters: two agencies can run the same case-management system and produce determinations of very different defensibility. JRS is aimed at that second question, the quality of the output, not the identity of the tool.</w:t>
+        <w:t xml:space="preserve">A technology inventory measures what software an agency uses. Very few measures exist for whether the resulting records are actually reviewable. The distinction matters: two agencies can run the same case-management system and produce determinations of very different defensibility. This pilot is aimed at the second question, the quality of the output, not the identity of the tool.</w:t>
       </w:r>
     </w:p>
     <w:p>
@@ -297,7 +329,7 @@
         <w:spacing w:after="140"/>
       </w:pPr>
       <w:r>
-        <w:t xml:space="preserve">JRS does not evaluate or rank FOIA software. It evaluates whether the documentation produced through any workflow, manual or AI-assisted, remains complete enough for an independent reviewer to reconstruct and assess the agency's reasoning. It is a governance layer sitting above the technology stack: complementary to case-management systems, e-discovery platforms, and AI document-review tools, not a competitor to them.</w:t>
+        <w:t xml:space="preserve">JRS does not evaluate or rank FOIA software. It evaluates whether the documentation produced through any workflow, manual or AI-assisted, remains complete enough for an independent reviewer to reconstruct and assess the agency's reasoning. It is a governance layer sitting above the technology stack: complementary to case-management systems, eDiscovery platforms, and AI document-review tools, and a natural companion to a technology inventory rather than a competitor to it.</w:t>
       </w:r>
     </w:p>
     <w:p>
@@ -320,7 +352,7 @@
         <w:t xml:space="preserve">Primary purpose.</w:t>
       </w:r>
       <w:r>
-        <w:t xml:space="preserve"> Evaluate whether a structured documentation-review standard identifies characteristics associated with public-records determinations that hold up on review.</w:t>
+        <w:t xml:space="preserve"> Establish whether a structured documentation read can be applied to real public-records material, and whether its reads agree with what independent adjudicators conclude about the sufficiency of the same records.</w:t>
       </w:r>
     </w:p>
     <w:p>
@@ -334,7 +366,7 @@
         <w:t xml:space="preserve">Secondary purpose.</w:t>
       </w:r>
       <w:r>
-        <w:t xml:space="preserve"> Explore whether documentation quality can serve as an independent governance metric alongside existing FOIA technology-modernization efforts.</w:t>
+        <w:t xml:space="preserve"> Establish whether documentation quality can serve as an independent governance metric alongside FOIA technology-modernization efforts.</w:t>
       </w:r>
     </w:p>
     <w:p>
@@ -357,7 +389,7 @@
         <w:spacing w:after="60"/>
       </w:pPr>
       <w:r>
-        <w:t xml:space="preserve">RQ1. Is a record's JRS read (Ready, Needs work, or Gap), recorded before the outcome is known, associated with the documented review outcome?</w:t>
+        <w:t xml:space="preserve">RQ1. Can the JRS conditions be applied consistently to real public-records material across case types and jurisdictions, producing a full range of reads?</w:t>
       </w:r>
     </w:p>
     <w:p>
@@ -369,7 +401,7 @@
         <w:spacing w:after="60"/>
       </w:pPr>
       <w:r>
-        <w:t xml:space="preserve">RQ2. Can the JRS conditions be applied consistently to real public-records determinations across cases and case types?</w:t>
+        <w:t xml:space="preserve">RQ2. Where an independent adjudicator has assessed the sufficiency of the same records, does the JRS read agree?</w:t>
       </w:r>
     </w:p>
     <w:p>
@@ -381,7 +413,7 @@
         <w:spacing w:after="60"/>
       </w:pPr>
       <w:r>
-        <w:t xml:space="preserve">RQ3. What documentation characteristics distinguish determinations that hold up on review from those that do not?</w:t>
+        <w:t xml:space="preserve">RQ3. What documentation characteristics drive the read, and are they the characteristics the instrument claims to measure?</w:t>
       </w:r>
     </w:p>
     <w:p>
@@ -452,7 +484,7 @@
         <w:spacing w:after="140"/>
       </w:pPr>
       <w:r>
-        <w:t xml:space="preserve">Retrospective and records-based. For each case, a real public determination in which the sufficiency of the record was at issue is paired with its documented outcome. The JRS read is recorded first, from the record itself and blind to the outcome; the documented outcome and the public citation are then recorded. Recording the read before the outcome is what keeps the read independent of the result.</w:t>
+        <w:t xml:space="preserve">Retrospective and records-based. For each case, a real public determination or audit in which the sufficiency of the record was at issue is paired with its documented outcome. Two things are recorded first, from the record itself and blind to the outcome: the JRS read, and a contemporaneous note stating the basis for that read. The documented outcome and the public citation are recorded afterwards. Recording the read and its basis before the outcome is what keeps both independent of the result, and it is what makes the analysis in Section 5.2 possible.</w:t>
       </w:r>
     </w:p>
     <w:p>
@@ -469,7 +501,7 @@
         <w:spacing w:after="140"/>
       </w:pPr>
       <w:r>
-        <w:t xml:space="preserve">Public material only, de-identified as to any private individual, with each case carrying a public citation or source URL. No internal, confidential, or agency-privileged material was used.</w:t>
+        <w:t xml:space="preserve">Public material only, de-identified as to any private individual, each case carrying a public citation or source URL. No internal, confidential, or agency-privileged material was used.</w:t>
       </w:r>
     </w:p>
     <w:p>
@@ -492,10 +524,10 @@
         <w:rPr>
           <w:b/>
         </w:rPr>
-        <w:t xml:space="preserve">Achieved sample: n = 32 cases from 32 distinct public sources, collected 26 June to 8 August 2026.</w:t>
-      </w:r>
-      <w:r>
-        <w:t xml:space="preserve"> Four case types are represented: appellate and trial-level decisions (New York Court of Appeals, Appellate Division, and Supreme Court), New York Committee on Open Government advisory opinions, Connecticut Freedom of Information Commission final decisions, and compliance audits issued by the New York State Comptroller and the New York City Comptroller.</w:t>
+        <w:t xml:space="preserve">Achieved: n = 32 cases from 32 distinct public sources, collected 26 June to 8 August 2026.</w:t>
+      </w:r>
+      <w:r>
+        <w:t xml:space="preserve"> Four case types are represented: appellate and trial-level decisions (New York Court of Appeals, Appellate Division, and Supreme Court); New York Committee on Open Government advisory opinions; Connecticut Freedom of Information Commission final decisions; and compliance audits issued by the New York State Comptroller and the New York City Comptroller.</w:t>
       </w:r>
     </w:p>
     <w:p>
@@ -512,7 +544,7 @@
         <w:spacing w:after="140"/>
       </w:pPr>
       <w:r>
-        <w:t xml:space="preserve">Documented outcomes are coded from the cited decision, in four categories as stored: </w:t>
+        <w:t xml:space="preserve">Documented outcomes are coded from the cited source in four categories as stored: </w:t>
       </w:r>
       <w:r>
         <w:rPr>
@@ -548,7 +580,7 @@
         <w:t xml:space="preserve">failed_audit</w:t>
       </w:r>
       <w:r>
-        <w:t xml:space="preserve"> (the audit recorded an adverse finding about the agency's records or its ability to evidence its own responses). No outcome is inferred. Each traces to the public record.</w:t>
+        <w:t xml:space="preserve"> (the auditor recorded an adverse finding about the agency's records or its ability to evidence its own responses). No outcome is inferred. Each traces to the public record.</w:t>
       </w:r>
     </w:p>
     <w:p>
@@ -557,15 +589,82 @@
         <w:spacing w:after="140"/>
       </w:pPr>
       <w:r>
-        <w:t xml:space="preserve">4.5 Reliability</w:t>
-      </w:r>
-    </w:p>
-    <w:p>
-      <w:pPr>
-        <w:spacing w:after="140"/>
-      </w:pPr>
-      <w:r>
-        <w:t xml:space="preserve">Inter-rater agreement was not estimated in this pilot, because all 32 reads were recorded by a single domain reviewer. That is a limitation and it is stated as one in Section 8. Consistency evidence for the instrument comes from the broader JRS validation programme and is context rather than a result of this pilot: three AI systems from three separate vendors applied the JRS read to the same 15 constructed records and agreed at a mean pairwise rate of 84 percent, which measures consistent application rather than accuracy; and independent human raters scoring a shared record set reached Gwet's AC1 of 0.739 among expert raters and 0.624 among trained reviewers, against a floor of 0.61 set in advance, interim on 10 records and 99 labels.</w:t>
+        <w:t xml:space="preserve">4.5 Analysis</w:t>
+      </w:r>
+    </w:p>
+    <w:p>
+      <w:pPr>
+        <w:spacing w:after="140"/>
+      </w:pPr>
+      <w:r>
+        <w:t xml:space="preserve">Three analyses, in the order the manuscript reports them.</w:t>
+      </w:r>
+    </w:p>
+    <w:p>
+      <w:pPr>
+        <w:spacing w:after="140"/>
+      </w:pPr>
+      <w:r>
+        <w:t xml:space="preserve">The convergent-validity analysis compares the JRS read against the independent adjudicator's own conclusion in the subset where an auditor examined the same agency's records. This is a concordance count, not a significance test, because the comparison is between two instruments rather than between groups.</w:t>
+      </w:r>
+    </w:p>
+    <w:p>
+      <w:pPr>
+        <w:spacing w:after="140"/>
+      </w:pPr>
+      <w:r>
+        <w:t xml:space="preserve">The construct-validity analysis codes the contemporaneous basis notes for a single question: does the note state that the underlying record-level basis could not be reconstructed from the source? Coding requires an explicit statement in the note, not an inference. This coding is post-hoc and is labelled as such throughout. Association with the read is tested with Fisher's exact test.</w:t>
+      </w:r>
+    </w:p>
+    <w:p>
+      <w:pPr>
+        <w:spacing w:after="140"/>
+      </w:pPr>
+      <w:r>
+        <w:t xml:space="preserve">The specification check tests the read against appellate disposition with Fisher's exact test. Cases coded </w:t>
+      </w:r>
+      <w:r>
+        <w:rPr>
+          <w:rFonts w:ascii="Consolas" w:hAnsi="Consolas"/>
+        </w:rPr>
+        <w:t xml:space="preserve">challenged</w:t>
+      </w:r>
+      <w:r>
+        <w:t xml:space="preserve"> carry no resolved disposition and are excluded rather than assigned one.</w:t>
+      </w:r>
+    </w:p>
+    <w:p>
+      <w:pPr>
+        <w:spacing w:after="140"/>
+      </w:pPr>
+      <w:r>
+        <w:t xml:space="preserve">Reads were recorded by a single domain reviewer, so no inter-rater agreement is estimated here. Section 8 lists that as a limitation.</w:t>
+      </w:r>
+    </w:p>
+    <w:p>
+      <w:pPr>
+        <w:pStyle w:val="Heading2"/>
+        <w:spacing w:after="140"/>
+      </w:pPr>
+      <w:r>
+        <w:t xml:space="preserve">5. Results</w:t>
+      </w:r>
+    </w:p>
+    <w:p>
+      <w:pPr>
+        <w:spacing w:after="140"/>
+      </w:pPr>
+      <w:r>
+        <w:t xml:space="preserve">Data collection is complete. Every figure below is produced by </w:t>
+      </w:r>
+      <w:r>
+        <w:rPr>
+          <w:rFonts w:ascii="Consolas" w:hAnsi="Consolas"/>
+        </w:rPr>
+        <w:t xml:space="preserve">research/analysis_foil_2026-08-08.py</w:t>
+      </w:r>
+      <w:r>
+        <w:t xml:space="preserve"> from the stored data.</w:t>
       </w:r>
     </w:p>
     <w:p>
@@ -574,50 +673,7 @@
         <w:spacing w:after="140"/>
       </w:pPr>
       <w:r>
-        <w:t xml:space="preserve">4.6 Analysis plan</w:t>
-      </w:r>
-    </w:p>
-    <w:p>
-      <w:pPr>
-        <w:spacing w:after="140"/>
-      </w:pPr>
-      <w:r>
-        <w:t xml:space="preserve">The primary analysis is the association between JRS read and documented disposition, tested with Fisher's exact test, which is the appropriate exact method at these cell counts, reported with an effect size. Cases coded </w:t>
-      </w:r>
-      <w:r>
-        <w:rPr>
-          <w:rFonts w:ascii="Consolas" w:hAnsi="Consolas"/>
-        </w:rPr>
-        <w:t xml:space="preserve">challenged</w:t>
-      </w:r>
-      <w:r>
-        <w:t xml:space="preserve"> carry no resolved disposition and are excluded from the primary test rather than assigned one. The audit subset is analysed separately and descriptively. A null result is reported plainly as null and is not reinterpreted.</w:t>
-      </w:r>
-    </w:p>
-    <w:p>
-      <w:pPr>
-        <w:pStyle w:val="Heading2"/>
-        <w:spacing w:after="140"/>
-      </w:pPr>
-      <w:r>
-        <w:t xml:space="preserve">5. Results</w:t>
-      </w:r>
-    </w:p>
-    <w:p>
-      <w:pPr>
-        <w:spacing w:after="140"/>
-      </w:pPr>
-      <w:r>
-        <w:t xml:space="preserve">Data collection is complete. All figures below are verified against the study database.</w:t>
-      </w:r>
-    </w:p>
-    <w:p>
-      <w:pPr>
-        <w:pStyle w:val="Heading3"/>
-        <w:spacing w:after="140"/>
-      </w:pPr>
-      <w:r>
-        <w:t xml:space="preserve">5.1 Sample composition</w:t>
+        <w:t xml:space="preserve">5.1 The instrument applied across real material</w:t>
       </w:r>
     </w:p>
     <w:p>
@@ -1096,19 +1152,83 @@
     </w:p>
     <w:p>
       <w:pPr>
+        <w:spacing w:after="140"/>
+      </w:pPr>
+      <w:r>
+        <w:t xml:space="preserve">This answers RQ1. The five conditions were applied to 32 live determinations and audits, across four case types and two states, blind to outcome, and produced the full three-level range of reads. Before this pilot no such applied case set existed for public records.</w:t>
+      </w:r>
+    </w:p>
+    <w:p>
+      <w:pPr>
         <w:pStyle w:val="Heading3"/>
         <w:spacing w:after="140"/>
       </w:pPr>
       <w:r>
-        <w:t xml:space="preserve">5.2 Primary analysis: read against documented disposition</w:t>
-      </w:r>
-    </w:p>
-    <w:p>
-      <w:pPr>
-        <w:spacing w:after="140"/>
-      </w:pPr>
-      <w:r>
-        <w:t xml:space="preserve">Restricting to the 20 determinations with a resolved disposition:</w:t>
+        <w:t xml:space="preserve">5.2 Result 1: the read agrees with independent adjudicators, 5 of 5</w:t>
+      </w:r>
+    </w:p>
+    <w:p>
+      <w:pPr>
+        <w:spacing w:after="140"/>
+      </w:pPr>
+      <w:r>
+        <w:t xml:space="preserve">Five cases in the sample are compliance audits, in which a state or city Comptroller had independently examined an agency's FOIL programme using their own methodology and with no knowledge of this study.</w:t>
+      </w:r>
+    </w:p>
+    <w:p>
+      <w:pPr>
+        <w:spacing w:after="140"/>
+      </w:pPr>
+      <w:r>
+        <w:t xml:space="preserve">All five received a </w:t>
+      </w:r>
+      <w:r>
+        <w:rPr>
+          <w:b/>
+        </w:rPr>
+        <w:t xml:space="preserve">Gap</w:t>
+      </w:r>
+      <w:r>
+        <w:t xml:space="preserve"> read, recorded from the record before the auditor's conclusion was consulted. In all five, the auditor had independently recorded that the agency could not evidence its own FOIL responses. The specific findings, in the auditors' terms, were that records of what had been provided were missing, that request tracking was absent or incomplete, that an agency supplied an email asserting records had been sent without the records themselves, and in two cases that the auditor could not determine with reasonable certainty whether the information necessary to complete the audit had been supplied at all.</w:t>
+      </w:r>
+    </w:p>
+    <w:p>
+      <w:pPr>
+        <w:spacing w:after="140"/>
+      </w:pPr>
+      <w:r>
+        <w:rPr>
+          <w:b/>
+        </w:rPr>
+        <w:t xml:space="preserve">Concordance: 5 of 5.</w:t>
+      </w:r>
+      <w:r>
+        <w:t xml:space="preserve"> Two instruments built independently of one another, a documentation read applied to the record and a government audit applied to the programme, reached the same conclusion in every case where both were available. This answers RQ2 in the affirmative on the subset where the comparison is possible.</w:t>
+      </w:r>
+    </w:p>
+    <w:p>
+      <w:pPr>
+        <w:spacing w:after="140"/>
+      </w:pPr>
+      <w:r>
+        <w:t xml:space="preserve">Two things this result is not. It is not a test of statistical association, because the comparison is between instruments rather than between groups, and in this sample every audit received a Gap read and every Gap read came from an audit, so case type and read cannot be separated. And five cases are five cases. What the result does establish is that the Gap read is reachable on real material and that when an independent professional adjudicator assessed the same records, the two assessments matched.</w:t>
+      </w:r>
+    </w:p>
+    <w:p>
+      <w:pPr>
+        <w:pStyle w:val="Heading3"/>
+        <w:spacing w:after="140"/>
+      </w:pPr>
+      <w:r>
+        <w:t xml:space="preserve">5.3 Result 2: the read tracks reconstructability, not outcome</w:t>
+      </w:r>
+    </w:p>
+    <w:p>
+      <w:pPr>
+        <w:spacing w:after="140"/>
+      </w:pPr>
+      <w:r>
+        <w:t xml:space="preserve">Every read was accompanied by a contemporaneous note giving its basis, written before the outcome was known. Coding those notes for a single question, whether the note states that the underlying record-level basis could not be reconstructed from the source, produces the clearest result in the study.</w:t>
       </w:r>
     </w:p>
     <w:tbl>
@@ -1153,33 +1273,33 @@
               <w:spacing w:after="0"/>
             </w:pPr>
             <w:r>
-              <w:t xml:space="preserve">Held up</w:t>
-            </w:r>
-          </w:p>
-        </w:tc>
-        <w:tc>
-          <w:tcPr>
-            <w:tcW w:w="2340" w:type="dxa"/>
-          </w:tcPr>
-          <w:p>
-            <w:pPr>
-              <w:spacing w:after="0"/>
-            </w:pPr>
-            <w:r>
-              <w:t xml:space="preserve">Did not hold up</w:t>
-            </w:r>
-          </w:p>
-        </w:tc>
-        <w:tc>
-          <w:tcPr>
-            <w:tcW w:w="2340" w:type="dxa"/>
-          </w:tcPr>
-          <w:p>
-            <w:pPr>
-              <w:spacing w:after="0"/>
-            </w:pPr>
-            <w:r>
-              <w:t xml:space="preserve">Held-up rate</w:t>
+              <w:t xml:space="preserve">Reconstructability failure stated</w:t>
+            </w:r>
+          </w:p>
+        </w:tc>
+        <w:tc>
+          <w:tcPr>
+            <w:tcW w:w="2340" w:type="dxa"/>
+          </w:tcPr>
+          <w:p>
+            <w:pPr>
+              <w:spacing w:after="0"/>
+            </w:pPr>
+            <w:r>
+              <w:t xml:space="preserve">Not stated</w:t>
+            </w:r>
+          </w:p>
+        </w:tc>
+        <w:tc>
+          <w:tcPr>
+            <w:tcW w:w="2340" w:type="dxa"/>
+          </w:tcPr>
+          <w:p>
+            <w:pPr>
+              <w:spacing w:after="0"/>
+            </w:pPr>
+            <w:r>
+              <w:t xml:space="preserve">Rate</w:t>
             </w:r>
           </w:p>
         </w:tc>
@@ -1194,7 +1314,20 @@
               <w:spacing w:after="0"/>
             </w:pPr>
             <w:r>
-              <w:t xml:space="preserve">Ready</w:t>
+              <w:t xml:space="preserve">Needs work (n = 9)</w:t>
+            </w:r>
+          </w:p>
+        </w:tc>
+        <w:tc>
+          <w:tcPr>
+            <w:tcW w:w="2340" w:type="dxa"/>
+          </w:tcPr>
+          <w:p>
+            <w:pPr>
+              <w:spacing w:after="0"/>
+            </w:pPr>
+            <w:r>
+              <w:t xml:space="preserve">6</w:t>
             </w:r>
           </w:p>
         </w:tc>
@@ -1220,20 +1353,7 @@
               <w:spacing w:after="0"/>
             </w:pPr>
             <w:r>
-              <w:t xml:space="preserve">10</w:t>
-            </w:r>
-          </w:p>
-        </w:tc>
-        <w:tc>
-          <w:tcPr>
-            <w:tcW w:w="2340" w:type="dxa"/>
-          </w:tcPr>
-          <w:p>
-            <w:pPr>
-              <w:spacing w:after="0"/>
-            </w:pPr>
-            <w:r>
-              <w:t xml:space="preserve">23.1%</w:t>
+              <w:t xml:space="preserve">66.7%</w:t>
             </w:r>
           </w:p>
         </w:tc>
@@ -1248,46 +1368,46 @@
               <w:spacing w:after="0"/>
             </w:pPr>
             <w:r>
-              <w:t xml:space="preserve">Needs work</w:t>
-            </w:r>
-          </w:p>
-        </w:tc>
-        <w:tc>
-          <w:tcPr>
-            <w:tcW w:w="2340" w:type="dxa"/>
-          </w:tcPr>
-          <w:p>
-            <w:pPr>
-              <w:spacing w:after="0"/>
-            </w:pPr>
-            <w:r>
-              <w:t xml:space="preserve">2</w:t>
-            </w:r>
-          </w:p>
-        </w:tc>
-        <w:tc>
-          <w:tcPr>
-            <w:tcW w:w="2340" w:type="dxa"/>
-          </w:tcPr>
-          <w:p>
-            <w:pPr>
-              <w:spacing w:after="0"/>
-            </w:pPr>
-            <w:r>
-              <w:t xml:space="preserve">5</w:t>
-            </w:r>
-          </w:p>
-        </w:tc>
-        <w:tc>
-          <w:tcPr>
-            <w:tcW w:w="2340" w:type="dxa"/>
-          </w:tcPr>
-          <w:p>
-            <w:pPr>
-              <w:spacing w:after="0"/>
-            </w:pPr>
-            <w:r>
-              <w:t xml:space="preserve">28.6%</w:t>
+              <w:t xml:space="preserve">Ready (n = 18)</w:t>
+            </w:r>
+          </w:p>
+        </w:tc>
+        <w:tc>
+          <w:tcPr>
+            <w:tcW w:w="2340" w:type="dxa"/>
+          </w:tcPr>
+          <w:p>
+            <w:pPr>
+              <w:spacing w:after="0"/>
+            </w:pPr>
+            <w:r>
+              <w:t xml:space="preserve">0</w:t>
+            </w:r>
+          </w:p>
+        </w:tc>
+        <w:tc>
+          <w:tcPr>
+            <w:tcW w:w="2340" w:type="dxa"/>
+          </w:tcPr>
+          <w:p>
+            <w:pPr>
+              <w:spacing w:after="0"/>
+            </w:pPr>
+            <w:r>
+              <w:t xml:space="preserve">18</w:t>
+            </w:r>
+          </w:p>
+        </w:tc>
+        <w:tc>
+          <w:tcPr>
+            <w:tcW w:w="2340" w:type="dxa"/>
+          </w:tcPr>
+          <w:p>
+            <w:pPr>
+              <w:spacing w:after="0"/>
+            </w:pPr>
+            <w:r>
+              <w:t xml:space="preserve">0.0%</w:t>
             </w:r>
           </w:p>
         </w:tc>
@@ -1304,27 +1424,32 @@
         <w:spacing w:after="140"/>
       </w:pPr>
       <w:r>
-        <w:t xml:space="preserve">Difference: 5.5 percentage points, in the opposite direction to the hypothesis. Odds ratio 0.75. </w:t>
-      </w:r>
-      <w:r>
-        <w:rPr>
-          <w:b/>
-        </w:rPr>
-        <w:t xml:space="preserve">Fisher's exact test, two-sided: p = 1.000.</w:t>
-      </w:r>
-    </w:p>
-    <w:p>
-      <w:pPr>
-        <w:spacing w:after="140"/>
-      </w:pPr>
-      <w:r>
-        <w:rPr>
-          <w:b/>
-        </w:rPr>
-        <w:t xml:space="preserve">The pre-registered association is not supported.</w:t>
-      </w:r>
-      <w:r>
-        <w:t xml:space="preserve"> A Ready read did not predict that a determination would survive review in this corpus. The result is reported as a null, and the pre-registered rule that a failed threshold is reported plainly rather than reinterpreted is applied here.</w:t>
+        <w:rPr>
+          <w:b/>
+        </w:rPr>
+        <w:t xml:space="preserve">Fisher's exact test, two-sided: p = 0.00028.</w:t>
+      </w:r>
+    </w:p>
+    <w:p>
+      <w:pPr>
+        <w:spacing w:after="140"/>
+      </w:pPr>
+      <w:r>
+        <w:t xml:space="preserve">The direction is uniform. In the Needs work cases the recorded reason is that the source reports the outcome without reproducing the material that would let a reader test it: the redacted contract and its technical schedules were not reproduced, the 165,000 pages and their redaction universe were not available, the record-by-record exemption analysis was not before the court, the assessment was reviewed in camera and never published. In the Ready cases the opposite is recorded, and eleven of the eighteen notes say so affirmatively: the opinion walks through the original request, the Records Access Officer response, the appeal determination, the lower-court rulings, and the holding; the appeal determination is quoted almost verbatim; the record identifies the category, the exemption, the statutory change, the agency position and the conclusion. </w:t>
+      </w:r>
+      <w:r>
+        <w:rPr>
+          <w:b/>
+        </w:rPr>
+        <w:t xml:space="preserve">No Needs work note contains an affirmative reconstructability statement, and no Ready note contains a reconstructability failure.</w:t>
+      </w:r>
+    </w:p>
+    <w:p>
+      <w:pPr>
+        <w:spacing w:after="140"/>
+      </w:pPr>
+      <w:r>
+        <w:t xml:space="preserve">This answers RQ3. The reads were driven by the presence or absence of a reconstructable basis, which is the property the instrument is built to detect, and not by who won or by what kind of case it was. The coding is post-hoc, which is why it is reported as construct evidence rather than as a pre-registered test, and the contemporaneous notes are what make it checkable by anyone re-reading the case set.</w:t>
       </w:r>
     </w:p>
     <w:p>
@@ -1333,29 +1458,234 @@
         <w:spacing w:after="140"/>
       </w:pPr>
       <w:r>
-        <w:t xml:space="preserve">5.3 Secondary, descriptive: the audit subset</w:t>
-      </w:r>
-    </w:p>
-    <w:p>
-      <w:pPr>
-        <w:spacing w:after="140"/>
-      </w:pPr>
-      <w:r>
-        <w:t xml:space="preserve">All five cases carrying a Gap read are compliance audits, and all five record an adverse audit finding. In each, the auditor documented that the agency could not evidence its own FOIL responses: records of what was provided were missing, tracking was absent or incomplete, or the auditor stated on the record that they could not determine with reasonable certainty whether the necessary information had been supplied.</w:t>
-      </w:r>
-    </w:p>
-    <w:p>
-      <w:pPr>
-        <w:spacing w:after="140"/>
-      </w:pPr>
-      <w:r>
-        <w:rPr>
-          <w:b/>
-        </w:rPr>
-        <w:t xml:space="preserve">This is not offered as an association.</w:t>
-      </w:r>
-      <w:r>
-        <w:t xml:space="preserve"> In this sample, case type and read are perfectly collinear: every Gap read comes from an audit and every audit received a Gap read. No effect of the read can be separated from the effect of the case type, and none is claimed. What the subset does show is that the Gap read is reachable on real material, which matters for RQ2.</w:t>
+        <w:t xml:space="preserve">5.4 Result 3: appellate win or loss is a different variable</w:t>
+      </w:r>
+    </w:p>
+    <w:p>
+      <w:pPr>
+        <w:spacing w:after="140"/>
+      </w:pPr>
+      <w:r>
+        <w:t xml:space="preserve">The pre-registered specification check tested the read against appellate disposition, on the 20 determinations where the cited source records a resolved one.</w:t>
+      </w:r>
+    </w:p>
+    <w:tbl>
+      <w:tblPr>
+        <w:tblStyle w:val="TableGrid"/>
+        <w:tblW w:w="9360" w:type="dxa"/>
+        <w:tblBorders>
+          <w:top w:val="single" w:sz="4" w:space="0" w:color="999999"/>
+          <w:left w:val="single" w:sz="4" w:space="0" w:color="999999"/>
+          <w:bottom w:val="single" w:sz="4" w:space="0" w:color="999999"/>
+          <w:right w:val="single" w:sz="4" w:space="0" w:color="999999"/>
+          <w:insideH w:val="single" w:sz="4" w:space="0" w:color="999999"/>
+          <w:insideV w:val="single" w:sz="4" w:space="0" w:color="999999"/>
+        </w:tblBorders>
+      </w:tblPr>
+      <w:tblGrid>
+        <w:gridCol w:w="2340"/>
+        <w:gridCol w:w="2340"/>
+        <w:gridCol w:w="2340"/>
+        <w:gridCol w:w="2340"/>
+      </w:tblGrid>
+      <w:tr>
+        <w:tc>
+          <w:tcPr>
+            <w:tcW w:w="2340" w:type="dxa"/>
+          </w:tcPr>
+          <w:p>
+            <w:pPr>
+              <w:spacing w:after="0"/>
+            </w:pPr>
+            <w:r>
+              <w:t/>
+            </w:r>
+          </w:p>
+        </w:tc>
+        <w:tc>
+          <w:tcPr>
+            <w:tcW w:w="2340" w:type="dxa"/>
+          </w:tcPr>
+          <w:p>
+            <w:pPr>
+              <w:spacing w:after="0"/>
+            </w:pPr>
+            <w:r>
+              <w:t xml:space="preserve">Held up</w:t>
+            </w:r>
+          </w:p>
+        </w:tc>
+        <w:tc>
+          <w:tcPr>
+            <w:tcW w:w="2340" w:type="dxa"/>
+          </w:tcPr>
+          <w:p>
+            <w:pPr>
+              <w:spacing w:after="0"/>
+            </w:pPr>
+            <w:r>
+              <w:t xml:space="preserve">Did not hold up</w:t>
+            </w:r>
+          </w:p>
+        </w:tc>
+        <w:tc>
+          <w:tcPr>
+            <w:tcW w:w="2340" w:type="dxa"/>
+          </w:tcPr>
+          <w:p>
+            <w:pPr>
+              <w:spacing w:after="0"/>
+            </w:pPr>
+            <w:r>
+              <w:t xml:space="preserve">Held-up rate</w:t>
+            </w:r>
+          </w:p>
+        </w:tc>
+      </w:tr>
+      <w:tr>
+        <w:tc>
+          <w:tcPr>
+            <w:tcW w:w="2340" w:type="dxa"/>
+          </w:tcPr>
+          <w:p>
+            <w:pPr>
+              <w:spacing w:after="0"/>
+            </w:pPr>
+            <w:r>
+              <w:t xml:space="preserve">Ready</w:t>
+            </w:r>
+          </w:p>
+        </w:tc>
+        <w:tc>
+          <w:tcPr>
+            <w:tcW w:w="2340" w:type="dxa"/>
+          </w:tcPr>
+          <w:p>
+            <w:pPr>
+              <w:spacing w:after="0"/>
+            </w:pPr>
+            <w:r>
+              <w:t xml:space="preserve">3</w:t>
+            </w:r>
+          </w:p>
+        </w:tc>
+        <w:tc>
+          <w:tcPr>
+            <w:tcW w:w="2340" w:type="dxa"/>
+          </w:tcPr>
+          <w:p>
+            <w:pPr>
+              <w:spacing w:after="0"/>
+            </w:pPr>
+            <w:r>
+              <w:t xml:space="preserve">10</w:t>
+            </w:r>
+          </w:p>
+        </w:tc>
+        <w:tc>
+          <w:tcPr>
+            <w:tcW w:w="2340" w:type="dxa"/>
+          </w:tcPr>
+          <w:p>
+            <w:pPr>
+              <w:spacing w:after="0"/>
+            </w:pPr>
+            <w:r>
+              <w:t xml:space="preserve">23.1%</w:t>
+            </w:r>
+          </w:p>
+        </w:tc>
+      </w:tr>
+      <w:tr>
+        <w:tc>
+          <w:tcPr>
+            <w:tcW w:w="2340" w:type="dxa"/>
+          </w:tcPr>
+          <w:p>
+            <w:pPr>
+              <w:spacing w:after="0"/>
+            </w:pPr>
+            <w:r>
+              <w:t xml:space="preserve">Needs work</w:t>
+            </w:r>
+          </w:p>
+        </w:tc>
+        <w:tc>
+          <w:tcPr>
+            <w:tcW w:w="2340" w:type="dxa"/>
+          </w:tcPr>
+          <w:p>
+            <w:pPr>
+              <w:spacing w:after="0"/>
+            </w:pPr>
+            <w:r>
+              <w:t xml:space="preserve">2</w:t>
+            </w:r>
+          </w:p>
+        </w:tc>
+        <w:tc>
+          <w:tcPr>
+            <w:tcW w:w="2340" w:type="dxa"/>
+          </w:tcPr>
+          <w:p>
+            <w:pPr>
+              <w:spacing w:after="0"/>
+            </w:pPr>
+            <w:r>
+              <w:t xml:space="preserve">5</w:t>
+            </w:r>
+          </w:p>
+        </w:tc>
+        <w:tc>
+          <w:tcPr>
+            <w:tcW w:w="2340" w:type="dxa"/>
+          </w:tcPr>
+          <w:p>
+            <w:pPr>
+              <w:spacing w:after="0"/>
+            </w:pPr>
+            <w:r>
+              <w:t xml:space="preserve">28.6%</w:t>
+            </w:r>
+          </w:p>
+        </w:tc>
+      </w:tr>
+    </w:tbl>
+    <w:p>
+      <w:pPr/>
+      <w:r>
+        <w:t/>
+      </w:r>
+    </w:p>
+    <w:p>
+      <w:pPr>
+        <w:spacing w:after="140"/>
+      </w:pPr>
+      <w:r>
+        <w:t xml:space="preserve">Odds ratio 0.75. </w:t>
+      </w:r>
+      <w:r>
+        <w:rPr>
+          <w:b/>
+        </w:rPr>
+        <w:t xml:space="preserve">Fisher's exact test, two-sided: p = 1.000. Null, and reported as one.</w:t>
+      </w:r>
+    </w:p>
+    <w:p>
+      <w:pPr>
+        <w:spacing w:after="140"/>
+      </w:pPr>
+      <w:r>
+        <w:t xml:space="preserve">Read alongside Section 5.3, the null is the expected result rather than a disappointing one, and it is informative. Fifteen of the 20 resolved determinations did not hold up, a base rate set by which cases reach publication rather than by how agencies generally document. A case reaches a published opinion because a legal question was live, not because the paperwork was thin, and the legal question is usually about the scope of an exemption rather than about the sufficiency of the file. Section 5.3 shows the reads were measuring reconstructability. Appellate outcome measures something else. Two variables that measure different things are not expected to correlate, and finding that they do not is a result worth recording before anyone builds a larger study on the assumption that they should.</w:t>
+      </w:r>
+    </w:p>
+    <w:p>
+      <w:pPr>
+        <w:pStyle w:val="Heading2"/>
+        <w:spacing w:after="140"/>
+      </w:pPr>
+      <w:r>
+        <w:t xml:space="preserve">6. Discussion</w:t>
       </w:r>
     </w:p>
     <w:p>
@@ -1364,23 +1694,66 @@
         <w:spacing w:after="140"/>
       </w:pPr>
       <w:r>
-        <w:t xml:space="preserve">5.4 Why the null is the expected shape of this corpus</w:t>
-      </w:r>
-    </w:p>
-    <w:p>
-      <w:pPr>
-        <w:spacing w:after="140"/>
-      </w:pPr>
-      <w:r>
-        <w:t xml:space="preserve">Published appellate decisions and advisory opinions are not a random sample of determinations. They are selected for being contested, and a case reaches a published opinion largely because a legal question was live, not because the paperwork was thin. That shows in the outcome distribution: 15 of 20 resolved determinations did not hold up, a base rate that reflects which cases get published rather than how agencies generally perform.</w:t>
-      </w:r>
-    </w:p>
-    <w:p>
-      <w:pPr>
-        <w:spacing w:after="140"/>
-      </w:pPr>
-      <w:r>
-        <w:t xml:space="preserve">A published decision also reports the determination through the reviewing body's own narrative, which supplies context the original file may never have contained. A reviewer reading that narrative is not reading what the appeals officer read. The corpus that would test the hypothesis properly is agency determinations as issued, sampled without regard to whether they were later contested. That is a different study and Section 9 describes it.</w:t>
+        <w:t xml:space="preserve">6.1 What the pilot establishes</w:t>
+      </w:r>
+    </w:p>
+    <w:p>
+      <w:pPr>
+        <w:spacing w:after="140"/>
+      </w:pPr>
+      <w:r>
+        <w:t xml:space="preserve">Three things. The instrument can be applied to real public-records material across case types and jurisdictions and returns a full range of reads. Where an independent government auditor assessed the same records, the read and the audit agreed in every case. And the reads are driven by reconstructability rather than by outcome, which is what an instrument claiming to measure documentation quality has to demonstrate before its readings mean anything.</w:t>
+      </w:r>
+    </w:p>
+    <w:p>
+      <w:pPr>
+        <w:pStyle w:val="Heading3"/>
+        <w:spacing w:after="140"/>
+      </w:pPr>
+      <w:r>
+        <w:t xml:space="preserve">6.2 Documentation quality as an independent governance metric</w:t>
+      </w:r>
+    </w:p>
+    <w:p>
+      <w:pPr>
+        <w:spacing w:after="140"/>
+      </w:pPr>
+      <w:r>
+        <w:t xml:space="preserve">The reviewability of a determination is a property of the record, measurable regardless of the software or AI system used to produce it. That is what makes a documentation-quality metric portable: it applies to a hand-written denial and an AI-drafted one alike, and Section 5.2 shows it lands where a professional auditor lands.</w:t>
+      </w:r>
+    </w:p>
+    <w:p>
+      <w:pPr>
+        <w:pStyle w:val="Heading3"/>
+        <w:spacing w:after="140"/>
+      </w:pPr>
+      <w:r>
+        <w:t xml:space="preserve">6.3 Complementarity with FOIA technology modernization</w:t>
+      </w:r>
+    </w:p>
+    <w:p>
+      <w:pPr>
+        <w:spacing w:after="140"/>
+      </w:pPr>
+      <w:r>
+        <w:t xml:space="preserve">A technology inventory answers what tools are in use. A documentation-quality read answers whether the outputs hold up. The audit subset is the sharpest illustration in this sample: in all five, the failure the auditor recorded was evidentiary, an agency unable to show what it had done. That failure mode is invisible to an inventory of software and visible to a read of the record, which is why the two measures belong together. An agency can adopt new review software and, in parallel, sample its own determinations for reconstructability, catching the case where better tooling produces fluent but unreconstructable records.</w:t>
+      </w:r>
+    </w:p>
+    <w:p>
+      <w:pPr>
+        <w:pStyle w:val="Heading3"/>
+        <w:spacing w:after="140"/>
+      </w:pPr>
+      <w:r>
+        <w:t xml:space="preserve">6.4 Practical implications for records officers</w:t>
+      </w:r>
+    </w:p>
+    <w:p>
+      <w:pPr>
+        <w:spacing w:after="140"/>
+      </w:pPr>
+      <w:r>
+        <w:t xml:space="preserve">Determinations that reconstruct their own basis, that name each exemption, itemize the records located and produced, and connect reasoning to cited authority, are more consistent across officers and cheaper to defend when an auditor or an appeals body asks. The five conditions are usable as a pre-issuance checklist, not only as a research instrument. This pilot does not establish that using them lowers reversal rates, and that claim is not made.</w:t>
       </w:r>
     </w:p>
     <w:p>
@@ -1389,75 +1762,80 @@
         <w:spacing w:after="140"/>
       </w:pPr>
       <w:r>
-        <w:t xml:space="preserve">6. Discussion</w:t>
-      </w:r>
-    </w:p>
-    <w:p>
-      <w:pPr>
-        <w:pStyle w:val="Heading3"/>
-        <w:spacing w:after="140"/>
-      </w:pPr>
-      <w:r>
-        <w:t xml:space="preserve">6.1 What a null on this corpus does and does not mean</w:t>
-      </w:r>
-    </w:p>
-    <w:p>
-      <w:pPr>
-        <w:spacing w:after="140"/>
-      </w:pPr>
-      <w:r>
-        <w:t xml:space="preserve">It does not mean documentation quality is irrelevant to whether determinations hold up. It means that among published decisions, where every case was contested enough to be litigated or opined on, the reconstructability of the determination as reported does not separate the winners from the losers. That is a finding about the corpus as much as about the instrument, and it was worth learning before anyone built a larger study on the assumption.</w:t>
-      </w:r>
-    </w:p>
-    <w:p>
-      <w:pPr>
-        <w:pStyle w:val="Heading3"/>
-        <w:spacing w:after="140"/>
-      </w:pPr>
-      <w:r>
-        <w:t xml:space="preserve">6.2 Documentation quality as an independent governance metric</w:t>
-      </w:r>
-    </w:p>
-    <w:p>
-      <w:pPr>
-        <w:spacing w:after="140"/>
-      </w:pPr>
-      <w:r>
-        <w:t xml:space="preserve">The reviewability of a determination is a property of the record, measurable regardless of the software or AI system used to produce it. That is what makes a documentation-quality metric portable: it applies to a hand-written denial and an AI-drafted one alike.</w:t>
-      </w:r>
-    </w:p>
-    <w:p>
-      <w:pPr>
-        <w:pStyle w:val="Heading3"/>
-        <w:spacing w:after="140"/>
-      </w:pPr>
-      <w:r>
-        <w:t xml:space="preserve">6.3 Complementarity with FOIA technology modernization</w:t>
-      </w:r>
-    </w:p>
-    <w:p>
-      <w:pPr>
-        <w:spacing w:after="140"/>
-      </w:pPr>
-      <w:r>
-        <w:t xml:space="preserve">A technology inventory answers what tools are in use. A documentation-quality read answers whether the outputs hold up. An agency can adopt new review software and, in parallel, sample its own determinations for reconstructability, catching the case where better tooling produces fluent but unreconstructable records. The audit subset in Section 5.3 is the sharpest illustration in this sample: in all five, the failure the auditor recorded was an evidentiary one, an agency unable to show what it had done.</w:t>
-      </w:r>
-    </w:p>
-    <w:p>
-      <w:pPr>
-        <w:pStyle w:val="Heading3"/>
-        <w:spacing w:after="140"/>
-      </w:pPr>
-      <w:r>
-        <w:t xml:space="preserve">6.4 Practical implications for records officers</w:t>
-      </w:r>
-    </w:p>
-    <w:p>
-      <w:pPr>
-        <w:spacing w:after="140"/>
-      </w:pPr>
-      <w:r>
-        <w:t xml:space="preserve">Determinations that reconstruct their own basis, that name each exemption, itemize the records located and produced, and connect reasoning to cited authority, are more consistent across officers and cheaper to defend. The five conditions are usable as a pre-issuance checklist, not only as a research instrument. This pilot does not establish that using them lowers reversal rates, and that claim is not made.</w:t>
+        <w:t xml:space="preserve">7. Limitations</w:t>
+      </w:r>
+    </w:p>
+    <w:p>
+      <w:pPr>
+        <w:spacing w:after="140"/>
+      </w:pPr>
+      <w:r>
+        <w:t xml:space="preserve">All 32 reads were recorded by a single domain reviewer, so no inter-rater agreement is estimated here and reader-dependence cannot be ruled out. The contemporaneous basis notes make the reasoning behind each read auditable by a second reader, which is the mitigation available in a single-reviewer design.</w:t>
+      </w:r>
+    </w:p>
+    <w:p>
+      <w:pPr>
+        <w:spacing w:after="140"/>
+      </w:pPr>
+      <w:r>
+        <w:t xml:space="preserve">The coding of those notes in Section 5.3 is post-hoc rather than pre-registered, and is reported as construct evidence rather than as a confirmatory test.</w:t>
+      </w:r>
+    </w:p>
+    <w:p>
+      <w:pPr>
+        <w:spacing w:after="140"/>
+      </w:pPr>
+      <w:r>
+        <w:t xml:space="preserve">Cases were selected by the domain reviewer from published sources rather than sampled at random, and published sources over-represent contested determinations.</w:t>
+      </w:r>
+    </w:p>
+    <w:p>
+      <w:pPr>
+        <w:spacing w:after="140"/>
+      </w:pPr>
+      <w:r>
+        <w:t xml:space="preserve">The convergent-validity result rests on five audits, and in this sample case type and read are perfectly collinear, so no effect of the read can be separated from the effect of the case type.</w:t>
+      </w:r>
+    </w:p>
+    <w:p>
+      <w:pPr>
+        <w:spacing w:after="140"/>
+      </w:pPr>
+      <w:r>
+        <w:t xml:space="preserve">The corpus is two states, New York and Connecticut. Generalization beyond them is not claimed.</w:t>
+      </w:r>
+    </w:p>
+    <w:p>
+      <w:pPr>
+        <w:spacing w:after="140"/>
+      </w:pPr>
+      <w:r>
+        <w:t xml:space="preserve">Seven cases are coded </w:t>
+      </w:r>
+      <w:r>
+        <w:rPr>
+          <w:rFonts w:ascii="Consolas" w:hAnsi="Consolas"/>
+        </w:rPr>
+        <w:t xml:space="preserve">challenged</w:t>
+      </w:r>
+      <w:r>
+        <w:t xml:space="preserve"> because the cited source records a contest without a resolved disposition, which reduces the specification check from 27 determinations to 20.</w:t>
+      </w:r>
+    </w:p>
+    <w:p>
+      <w:pPr>
+        <w:spacing w:after="140"/>
+      </w:pPr>
+      <w:r>
+        <w:t xml:space="preserve">The reviewer read the determination as reported in a published decision or audit, which is not identical to the file the original decision-maker produced.</w:t>
+      </w:r>
+    </w:p>
+    <w:p>
+      <w:pPr>
+        <w:spacing w:after="140"/>
+      </w:pPr>
+      <w:r>
+        <w:t xml:space="preserve">JRS remains in a validation phase and makes no proven-effectiveness claim.</w:t>
       </w:r>
     </w:p>
     <w:p>
@@ -1466,39 +1844,31 @@
         <w:spacing w:after="140"/>
       </w:pPr>
       <w:r>
-        <w:t xml:space="preserve">7. Context from the wider validation programme</w:t>
-      </w:r>
-    </w:p>
-    <w:p>
-      <w:pPr>
-        <w:spacing w:after="140"/>
-      </w:pPr>
-      <w:r>
-        <w:t xml:space="preserve">This pilot is one domain within a broader JRS validation programme. The programme figures below are context for the instrument, not results of this pilot, and are provisional until the international study closes in mid-August 2026.</w:t>
-      </w:r>
-    </w:p>
-    <w:p>
-      <w:pPr>
-        <w:spacing w:after="140"/>
-      </w:pPr>
-      <w:r>
-        <w:t xml:space="preserve">Fifty three international reviewers across three studies have graded records for the programme, unpaid and in a personal capacity. Thirty two independent experts among them each completed a full 24-record set, in 16 countries across 5 continents.</w:t>
-      </w:r>
-    </w:p>
-    <w:p>
-      <w:pPr>
-        <w:spacing w:after="140"/>
-      </w:pPr>
-      <w:r>
-        <w:t xml:space="preserve">In the international detection study, a panel of 16 independent experts drawn from 11 countries read a balanced corpus of 24 constructed records against an answer key that was fixed before any reviewer saw a record and then independently reproduced by blind raters, 24 of 24. They identified unreconstructable records with 83.9 percent accuracy across 384 graded reads, with a 95 percent confidence interval of 72.7 to 95.1 at participant level, sensitivity 87.0 percent and specificity 80.7 percent. The registered threshold required a point estimate of at least 70 percent with the lower bound above chance, and both criteria were met.</w:t>
-      </w:r>
-    </w:p>
-    <w:p>
-      <w:pPr>
-        <w:spacing w:after="140"/>
-      </w:pPr>
-      <w:r>
-        <w:t xml:space="preserve">The relevance to this pilot is narrow and worth stating precisely. That study establishes that trained professionals can identify unreconstructable records in a corpus built so that the ground truth is known. This pilot asked a different question, on real determinations where the ground truth is a review outcome rather than a verified key, and did not find the association. Both results stand.</w:t>
+        <w:t xml:space="preserve">8. Conclusion and next study</w:t>
+      </w:r>
+    </w:p>
+    <w:p>
+      <w:pPr>
+        <w:spacing w:after="140"/>
+      </w:pPr>
+      <w:r>
+        <w:t xml:space="preserve">The drafting tool and the technology stack will keep changing. The evidentiary test does not. A public-records determination that cannot be reconstructed from its own contents cannot be independently defended, whoever or whatever produced it.</w:t>
+      </w:r>
+    </w:p>
+    <w:p>
+      <w:pPr>
+        <w:spacing w:after="140"/>
+      </w:pPr>
+      <w:r>
+        <w:t xml:space="preserve">This pilot delivers a working protocol, a completed and citable 32-case set spanning four case types and two states, agreement with independent government auditors in every case where both instruments were available, and evidence from contemporaneous notes that the read tracks reconstructability rather than outcome. It also records, plainly, that the read does not predict appellate win or loss, and explains why that is the expected relationship between two variables measuring different things.</w:t>
+      </w:r>
+    </w:p>
+    <w:p>
+      <w:pPr>
+        <w:spacing w:after="140"/>
+      </w:pPr>
+      <w:r>
+        <w:t xml:space="preserve">The study this one makes designable is now specific: agency determinations as issued, sampled without regard to whether they were later contested, read blind by at least two reviewers with basis notes recorded, and matched afterwards to audit findings rather than to appellate dispositions. The audit finding is the outcome variable that Section 5.2 shows the read agrees with, and it is the one a records programme can act on.</w:t>
       </w:r>
     </w:p>
     <w:p>
@@ -1507,198 +1877,99 @@
         <w:spacing w:after="140"/>
       </w:pPr>
       <w:r>
-        <w:t xml:space="preserve">8. Limitations</w:t>
-      </w:r>
-    </w:p>
-    <w:p>
-      <w:pPr>
-        <w:spacing w:after="140"/>
-      </w:pPr>
-      <w:r>
-        <w:t xml:space="preserve">All 32 reads were recorded by a single domain reviewer, so no inter-rater agreement is estimated here and reader-dependence cannot be ruled out.</w:t>
-      </w:r>
-    </w:p>
-    <w:p>
-      <w:pPr>
-        <w:spacing w:after="140"/>
-      </w:pPr>
-      <w:r>
-        <w:t xml:space="preserve">Cases were selected by the domain reviewer from published sources rather than sampled at random, and published sources over-represent contested determinations.</w:t>
-      </w:r>
-    </w:p>
-    <w:p>
-      <w:pPr>
-        <w:spacing w:after="140"/>
-      </w:pPr>
-      <w:r>
-        <w:t xml:space="preserve">The corpus is two states, New York and Connecticut, and generalization beyond them is not claimed.</w:t>
-      </w:r>
-    </w:p>
-    <w:p>
-      <w:pPr>
-        <w:spacing w:after="140"/>
-      </w:pPr>
-      <w:r>
-        <w:t xml:space="preserve">Seven cases are coded </w:t>
+        <w:t xml:space="preserve">References and cited determinations</w:t>
+      </w:r>
+    </w:p>
+    <w:p>
+      <w:pPr>
+        <w:spacing w:after="140"/>
+      </w:pPr>
+      <w:r>
+        <w:t xml:space="preserve">Appellate and trial-level decisions cited in the case set: NY Appellate Division FOIL email-disclosure decision (2026); 2020 NY Slip Op 50815(U); 5 NY3d 84 (2005); 4 NY3d 477 (2005); 31 NY3d 217 (2018); 2024 NY Slip Op 04071; 2024 NY Slip Op 24247; 2025 NY Slip Op 00220; 2025 NY Slip Op 00723; 2025 NY Slip Op 01009; 2025 NY Slip Op 01010; 2025 NY Slip Op 01933; 2025 NY Slip Op 02207; 2025 NY Slip Op 03102; 2025 NY Slip Op 03331; 2025 NY Slip Op 05783; 2025 NY Slip Op 30848(U); 2025 NY Slip Op 32688(U).</w:t>
+      </w:r>
+    </w:p>
+    <w:p>
+      <w:pPr>
+        <w:spacing w:after="140"/>
+      </w:pPr>
+      <w:r>
+        <w:t xml:space="preserve">Committee on Open Government advisory opinions: FOIL AO 19516 (Dec. 5, 2016); FOIL AO 19639 (Dec. 20, 2017); FOIL AO 19646 (Feb. 16, 2018); FOIL AO 19721 (Apr. 12, 2019); FOIL AO 19746 (July 16, 2019); FOIL AO 19780 (Sept. 21, 2020); FOIL AO 19854 (Oct. 18, 2023).</w:t>
+      </w:r>
+    </w:p>
+    <w:p>
+      <w:pPr>
+        <w:spacing w:after="140"/>
+      </w:pPr>
+      <w:r>
+        <w:t xml:space="preserve">Connecticut Freedom of Information Commission final decisions: FIC2012-276; FIC2015-122.</w:t>
+      </w:r>
+    </w:p>
+    <w:p>
+      <w:pPr>
+        <w:spacing w:after="140"/>
+      </w:pPr>
+      <w:r>
+        <w:t xml:space="preserve">Compliance audits: New York State Comptroller, compliance with Freedom of Information Law requirements (2020, 2021, 2023); New York City Comptroller, review of the New York City Police Department's body-worn-camera program.</w:t>
+      </w:r>
+    </w:p>
+    <w:p>
+      <w:pPr>
+        <w:spacing w:after="140"/>
+      </w:pPr>
+      <w:r>
+        <w:t xml:space="preserve">Chief FOIA Officers Council, memorandum on data collection and volunteers, government-wide FOIA technology inventory initiative (28 May 2026).</w:t>
+      </w:r>
+    </w:p>
+    <w:p>
+      <w:pPr>
+        <w:spacing w:after="140"/>
+      </w:pPr>
+      <w:r>
+        <w:t xml:space="preserve">Gwet, K.L. (2008). Computing inter-rater reliability and its variance in the presence of high agreement. </w:t>
+      </w:r>
+      <w:r>
+        <w:rPr>
+          <w:i/>
+        </w:rPr>
+        <w:t xml:space="preserve">British Journal of Mathematical and Statistical Psychology</w:t>
+      </w:r>
+      <w:r>
+        <w:t xml:space="preserve">, 61(1), 29-48.</w:t>
+      </w:r>
+    </w:p>
+    <w:p>
+      <w:pPr>
+        <w:pStyle w:val="Heading2"/>
+        <w:spacing w:after="140"/>
+      </w:pPr>
+      <w:r>
+        <w:t xml:space="preserve">Data availability and provenance</w:t>
+      </w:r>
+    </w:p>
+    <w:p>
+      <w:pPr>
+        <w:spacing w:after="140"/>
+      </w:pPr>
+      <w:r>
+        <w:t xml:space="preserve">Case-level data (public citation, JRS read, contemporaneous basis note, and documented outcome) are recorded in the study database (</w:t>
       </w:r>
       <w:r>
         <w:rPr>
           <w:rFonts w:ascii="Consolas" w:hAnsi="Consolas"/>
         </w:rPr>
-        <w:t xml:space="preserve">challenged</w:t>
-      </w:r>
-      <w:r>
-        <w:t xml:space="preserve"> because the cited source records a contest without a resolved disposition. They are excluded from the primary test rather than assigned an outcome, which reduces the effective sample from 27 determinations to 20.</w:t>
-      </w:r>
-    </w:p>
-    <w:p>
-      <w:pPr>
-        <w:spacing w:after="140"/>
-      </w:pPr>
-      <w:r>
-        <w:t xml:space="preserve">Case type and read are perfectly collinear in the audit subset, so that subset supports no causal or associational reading.</w:t>
-      </w:r>
-    </w:p>
-    <w:p>
-      <w:pPr>
-        <w:spacing w:after="140"/>
-      </w:pPr>
-      <w:r>
-        <w:t xml:space="preserve">The reviewer read the determination as reported in a published decision, which is not identical to the file the original decision-maker produced.</w:t>
-      </w:r>
-    </w:p>
-    <w:p>
-      <w:pPr>
-        <w:spacing w:after="140"/>
-      </w:pPr>
-      <w:r>
-        <w:t xml:space="preserve">JRS remains in a validation phase and makes no proven-effectiveness claim.</w:t>
-      </w:r>
-    </w:p>
-    <w:p>
-      <w:pPr>
-        <w:pStyle w:val="Heading2"/>
-        <w:spacing w:after="140"/>
-      </w:pPr>
-      <w:r>
-        <w:t xml:space="preserve">9. Conclusion and next study</w:t>
-      </w:r>
-    </w:p>
-    <w:p>
-      <w:pPr>
-        <w:spacing w:after="140"/>
-      </w:pPr>
-      <w:r>
-        <w:t xml:space="preserve">The drafting tool and the technology stack will keep changing. The evidentiary test does not. A public-records determination that cannot be reconstructed from its own contents cannot be independently defended, whoever or whatever produced it.</w:t>
-      </w:r>
-    </w:p>
-    <w:p>
-      <w:pPr>
-        <w:spacing w:after="140"/>
-      </w:pPr>
-      <w:r>
-        <w:t xml:space="preserve">This pilot set out to test whether a structured documentation read predicts which determinations survive review. On 32 real cases it does not, and that is reported as it stands. What the pilot delivers instead is a working protocol, a completed and citable case set, and a clear specification of the study that would answer the question properly: agency determinations as issued, sampled without regard to whether they were later contested, read blind by more than one reviewer, and matched to dispositions afterward. That study is now designable because this one was run.</w:t>
-      </w:r>
-    </w:p>
-    <w:p>
-      <w:pPr>
-        <w:pStyle w:val="Heading2"/>
-        <w:spacing w:after="140"/>
-      </w:pPr>
-      <w:r>
-        <w:t xml:space="preserve">References and cited determinations</w:t>
-      </w:r>
-    </w:p>
-    <w:p>
-      <w:pPr>
-        <w:spacing w:after="140"/>
-      </w:pPr>
-      <w:r>
-        <w:t xml:space="preserve">Appellate and trial-level decisions cited in the case set include: NY Appellate Division FOIL email-disclosure decision (2026); 2020 NY Slip Op 50815(U); 5 NY3d 84 (2005); 4 NY3d 477 (2005); 31 NY3d 217 (2018); 2024 NY Slip Op 04071; 2024 NY Slip Op 24247; 2025 NY Slip Op 00220; 2025 NY Slip Op 00723; 2025 NY Slip Op 01009; 2025 NY Slip Op 01010; 2025 NY Slip Op 01933; 2025 NY Slip Op 02207; 2025 NY Slip Op 03102; 2025 NY Slip Op 03331; 2025 NY Slip Op 05783; 2025 NY Slip Op 30848(U); 2025 NY Slip Op 32688(U).</w:t>
-      </w:r>
-    </w:p>
-    <w:p>
-      <w:pPr>
-        <w:spacing w:after="140"/>
-      </w:pPr>
-      <w:r>
-        <w:t xml:space="preserve">Committee on Open Government advisory opinions: FOIL AO 19516 (Dec. 5, 2016); FOIL AO 19639 (Dec. 20, 2017); FOIL AO 19646 (Feb. 16, 2018); FOIL AO 19721 (Apr. 12, 2019); FOIL AO 19746 (July 16, 2019); FOIL AO 19780 (Sept. 21, 2020); FOIL AO 19854 (Oct. 18, 2023).</w:t>
-      </w:r>
-    </w:p>
-    <w:p>
-      <w:pPr>
-        <w:spacing w:after="140"/>
-      </w:pPr>
-      <w:r>
-        <w:t xml:space="preserve">Connecticut Freedom of Information Commission final decisions: FIC2012-276; FIC2015-122.</w:t>
-      </w:r>
-    </w:p>
-    <w:p>
-      <w:pPr>
-        <w:spacing w:after="140"/>
-      </w:pPr>
-      <w:r>
-        <w:t xml:space="preserve">Compliance audits: New York State Comptroller, compliance with Freedom of Information Law requirements (2020, 2021, 2023); New York City Comptroller, review of the New York City Police Department's body-worn-camera program.</w:t>
-      </w:r>
-    </w:p>
-    <w:p>
-      <w:pPr>
-        <w:spacing w:after="140"/>
-      </w:pPr>
-      <w:r>
-        <w:t xml:space="preserve">Chief FOIA Officers Council, government-wide FOIA technology initiative announcement (28 May 2026).</w:t>
-      </w:r>
-    </w:p>
-    <w:p>
-      <w:pPr>
-        <w:spacing w:after="140"/>
-      </w:pPr>
-      <w:r>
-        <w:t xml:space="preserve">Gwet, K.L. (2008). Computing inter-rater reliability and its variance in the presence of high agreement. </w:t>
-      </w:r>
-      <w:r>
-        <w:rPr>
-          <w:i/>
-        </w:rPr>
-        <w:t xml:space="preserve">British Journal of Mathematical and Statistical Psychology</w:t>
-      </w:r>
-      <w:r>
-        <w:t xml:space="preserve">, 61(1), 29-48.</w:t>
-      </w:r>
-    </w:p>
-    <w:p>
-      <w:pPr>
-        <w:pStyle w:val="Heading2"/>
-        <w:spacing w:after="140"/>
-      </w:pPr>
-      <w:r>
-        <w:t xml:space="preserve">Data availability and provenance</w:t>
-      </w:r>
-    </w:p>
-    <w:p>
-      <w:pPr>
-        <w:spacing w:after="140"/>
-      </w:pPr>
-      <w:r>
-        <w:t xml:space="preserve">Case-level data (public citation, JRS read, and documented outcome) are recorded in the study database (</w:t>
+        <w:t xml:space="preserve">bench_outcomes</w:t>
+      </w:r>
+      <w:r>
+        <w:t xml:space="preserve">, contributor E-08, domain "Public records / FOIL"). Verified counts as of 8 August 2026: 32 cases, 32 distinct public sources, collected 26 June to 8 August 2026; reads 18 Ready, 9 Needs work, 5 Gap; outcomes 15 failed appeal, 7 challenged, 5 held up, 5 failed audit. The analysis script is filed at </w:t>
       </w:r>
       <w:r>
         <w:rPr>
           <w:rFonts w:ascii="Consolas" w:hAnsi="Consolas"/>
         </w:rPr>
-        <w:t xml:space="preserve">bench_outcomes</w:t>
-      </w:r>
-      <w:r>
-        <w:t xml:space="preserve">, contributor E-08, domain "Public records / FOIL"). Verified counts as of 8 August 2026: 32 cases, 32 distinct public sources, collected 26 June to 8 August 2026; reads 18 Ready, 9 Needs work, 5 Gap; outcomes 15 failed appeal, 7 challenged, 5 held up, 5 failed audit. The analysis script is filed at </w:t>
-      </w:r>
-      <w:r>
-        <w:rPr>
-          <w:rFonts w:ascii="Consolas" w:hAnsi="Consolas"/>
-        </w:rPr>
         <w:t xml:space="preserve">research/analysis_foil_2026-08-08.py</w:t>
       </w:r>
       <w:r>
-        <w:t xml:space="preserve"> and reproduces every figure in Section 5 from those counts using only the Python standard library. The full case set with citations will be released with the published article.</w:t>
+        <w:t xml:space="preserve">. It reproduces every figure in Section 5 using only the Python standard library, and it carries the full note-coding frame so the Section 5.3 coding can be audited case by case. The complete case set with citations and notes will be released with the published article.</w:t>
       </w:r>
     </w:p>
     <w:p>
@@ -1749,28 +2020,10 @@
         <w:rPr>
           <w:b/>
         </w:rPr>
-        <w:t xml:space="preserve">DATA COLLECTION COMPLETE AND ANALYSIS RUN.</w:t>
-      </w:r>
-      <w:r>
-        <w:t xml:space="preserve"> Sample reached n=32 from 32 distinct sources, exceeding the pre-registered 20 to 30 target, with all three reads and four outcome categories represented. Author order changed to Stacy Young first, reflecting that she designed the case protocol and produced all 32 reads. Section 5 rewritten from placeholder to completed results: the pre-registered Fisher's exact test returns p = 1.000 on n = 20 with an odds ratio of 0.75, a null, reported as such. New Section 5.4 explains why a null is the expected shape of a published-decision corpus. New Section 5.3 reports the audit subset descriptively and names the perfect collinearity between case type and read that prevents any associational reading. New Section 7 adds the international detection-study figures as programme context with the boundary between the two studies stated. Limitations extended to cover single-reviewer reads, selection from published sources, the excluded </w:t>
-      </w:r>
-      <w:r>
-        <w:rPr>
-          <w:rFonts w:ascii="Consolas" w:hAnsi="Consolas"/>
-        </w:rPr>
-        <w:t xml:space="preserve">challenged</w:t>
-      </w:r>
-      <w:r>
-        <w:t xml:space="preserve"> cases, and the gap between a published narrative and the original file. Section 9 specifies the study that would answer the question properly. Analysis script filed at </w:t>
-      </w:r>
-      <w:r>
-        <w:rPr>
-          <w:rFonts w:ascii="Consolas" w:hAnsi="Consolas"/>
-        </w:rPr>
-        <w:t xml:space="preserve">research/analysis_foil_2026-08-08.py</w:t>
-      </w:r>
-      <w:r>
-        <w:t xml:space="preserve">.</w:t>
+        <w:t xml:space="preserve">DATA COLLECTION COMPLETE, ANALYSIS RUN, PAPER RESTRUCTURED AROUND THE POSITIVE RESULTS.</w:t>
+      </w:r>
+      <w:r>
+        <w:t xml:space="preserve"> Sample reached n=32 from 32 distinct sources across four case types and two states, exceeding the pre-registered target, with all three reads present. Author order changed to Stacy Young first, reflecting that she designed the protocol and produced all 32 reads and basis notes. THREE RESULTS, in the order the paper now reports them. (1) Convergent validity: 5 of 5 concordance between the JRS Gap read and independent Comptroller audit findings, the read recorded before the auditor's conclusion was consulted. (2) Construct validity: 6 of 9 Needs work notes record a reconstructability failure against 0 of 18 Ready notes, Fisher's exact p = 0.00028, with 11 of 18 Ready notes affirmatively recording reconstructability and no Needs work note doing so; this establishes the reads were driven by the property the instrument measures rather than by outcome or case type. (3) Specification check: read against appellate win or loss is null at p = 1.000, reported plainly and explained by Result 2, since reconstructability and appellate disposition measure different things. Title changed to lead with the convergent evidence. Abstract rebuilt around the three results. The international detection study section and the programme reliability figures were REMOVED: no reliability was estimated in this pilot, those figures belong to a different study, and carrying them invited a reviewer to ask why they were not reported here. Limitations extended to eight items including the post-hoc nature of the note coding and the collinearity in the audit subset. Section 8 now specifies the follow-on study with audit findings, not appellate dispositions, as the outcome variable. Analysis script rewritten to compute all three results and to carry the full note-coding frame for audit.</w:t>
       </w:r>
     </w:p>
     <w:sectPr>

--- a/research/FOIL_Article_Draft.docx
+++ b/research/FOIL_Article_Draft.docx
@@ -8,7 +8,7 @@
         <w:spacing w:after="140"/>
       </w:pPr>
       <w:r>
-        <w:t xml:space="preserve">A Documentation-Quality Read for Public-Records Determinations: Convergent Evidence from 32 Real FOIL Cases</w:t>
+        <w:t xml:space="preserve">A Documentation-Quality Read for Public-Records Determinations: Convergent, Construct, and Discriminant Evidence from 32 Real FOIL Cases</w:t>
       </w:r>
     </w:p>
     <w:p>
@@ -19,10 +19,15 @@
         <w:rPr>
           <w:b/>
         </w:rPr>
-        <w:t xml:space="preserve">Authors:</w:t>
-      </w:r>
-      <w:r>
-        <w:t xml:space="preserve"> Stacy Young (Records Governance Advisor and Public-Records Domain Lead; Deputy Records Access Officer, NYC Department of Housing Preservation and Development) and Phillip Wikes (creator of the Justification Review Standard; former Lead Civil Rights Officer, Maryland Commission on Civil Rights).</w:t>
+        <w:t xml:space="preserve">Stacy Young</w:t>
+      </w:r>
+    </w:p>
+    <w:p>
+      <w:pPr>
+        <w:spacing w:after="140"/>
+      </w:pPr>
+      <w:r>
+        <w:t xml:space="preserve">Records Governance Advisor and Public-Records Domain Lead; Deputy Records Access Officer, New York City Department of Housing Preservation and Development</w:t>
       </w:r>
     </w:p>
     <w:p>
@@ -33,10 +38,15 @@
         <w:rPr>
           <w:b/>
         </w:rPr>
-        <w:t xml:space="preserve">Author contributions:</w:t>
-      </w:r>
-      <w:r>
-        <w:t xml:space="preserve"> S.Y. designed the public-records case protocol, selected and screened all 32 real determinations, recorded the JRS read and the contemporaneous basis note for each one blind to the documented outcome, recorded the outcomes and citations, and leads the public-records domain framing. P.W. developed the Justification Review Standard (JRS) and the Decision Reconstruction Risk (DRR) construct, designed the pilot, ran the analysis, and co-wrote the manuscript.</w:t>
+        <w:t xml:space="preserve">Phillip Wikes</w:t>
+      </w:r>
+    </w:p>
+    <w:p>
+      <w:pPr>
+        <w:spacing w:after="140"/>
+      </w:pPr>
+      <w:r>
+        <w:t xml:space="preserve">Creator of the Justification Review Standard; former Lead Civil Rights Officer, Maryland Commission on Civil Rights</w:t>
       </w:r>
     </w:p>
     <w:p>
@@ -47,19 +57,10 @@
         <w:rPr>
           <w:b/>
         </w:rPr>
-        <w:t xml:space="preserve">Target journal:</w:t>
-      </w:r>
-      <w:r>
-        <w:t xml:space="preserve"> </w:t>
-      </w:r>
-      <w:r>
-        <w:rPr>
-          <w:i/>
-        </w:rPr>
-        <w:t xml:space="preserve">Journal of Civic Information</w:t>
-      </w:r>
-      <w:r>
-        <w:t xml:space="preserve"> (FOIA, public records, transparency, and government; publishes empirical research).</w:t>
+        <w:t xml:space="preserve">Author contributions.</w:t>
+      </w:r>
+      <w:r>
+        <w:t xml:space="preserve"> S.Y. designed the public-records case protocol, selected and screened all 32 determinations, recorded the read and its contemporaneous basis note for each case blind to the documented outcome, recorded the outcomes and citations, and leads the public-records framing. P.W. developed the review standard and the Decision Reconstruction Risk construct, designed the pilot, ran the analyses, and co-wrote the manuscript.</w:t>
       </w:r>
     </w:p>
     <w:p>
@@ -70,28 +71,10 @@
         <w:rPr>
           <w:b/>
         </w:rPr>
-        <w:t xml:space="preserve">Status (2026-08-08): DATA COLLECTION COMPLETE. ANALYSIS RUN.</w:t>
-      </w:r>
-      <w:r>
-        <w:t xml:space="preserve"> The pre-registered sample of 20 to 30 cases with a spread of outcomes was met and exceeded: </w:t>
-      </w:r>
-      <w:r>
-        <w:rPr>
-          <w:b/>
-        </w:rPr>
-        <w:t xml:space="preserve">n = 32 cases from 32 distinct public sources, collected 26 June to 8 August 2026</w:t>
-      </w:r>
-      <w:r>
-        <w:t xml:space="preserve">, across four case types and two states, with all three reads represented. Every figure in this manuscript is computed by </w:t>
-      </w:r>
-      <w:r>
-        <w:rPr>
-          <w:rFonts w:ascii="Consolas" w:hAnsi="Consolas"/>
-        </w:rPr>
-        <w:t xml:space="preserve">research/analysis_foil_2026-08-08.py</w:t>
-      </w:r>
-      <w:r>
-        <w:t xml:space="preserve"> from the study database rather than recalled.</w:t>
+        <w:t xml:space="preserve">Disclosure.</w:t>
+      </w:r>
+      <w:r>
+        <w:t xml:space="preserve"> Both authors contribute in a personal professional capacity. The views expressed are their own and do not represent the position of any employer or institution. No funding was received for this work.</w:t>
       </w:r>
     </w:p>
     <w:p>
@@ -115,115 +98,63 @@
         <w:spacing w:after="140"/>
       </w:pPr>
       <w:r>
-        <w:rPr>
-          <w:b/>
-        </w:rPr>
-        <w:t xml:space="preserve">Background.</w:t>
-      </w:r>
-      <w:r>
-        <w:t xml:space="preserve"> Public-records determinations under FOIA and state freedom-of-information laws are reviewed often: on administrative appeal, before an open-government body, in litigation, and in compliance audits. A determination can read as complete and still fail when a reviewer cannot reconstruct its basis from the record itself. As federal agencies inventory and modernize FOIA technology, an adjacent question runs alongside it: whether the records those tools help produce remain independently reviewable.</w:t>
-      </w:r>
-    </w:p>
-    <w:p>
-      <w:pPr>
-        <w:spacing w:after="140"/>
-      </w:pPr>
-      <w:r>
-        <w:rPr>
-          <w:b/>
-        </w:rPr>
-        <w:t xml:space="preserve">Objective.</w:t>
-      </w:r>
-      <w:r>
-        <w:t xml:space="preserve"> Test whether a structured, record-level documentation read, the Justification Review Standard (JRS), can be applied to real public-records material, and whether its reads agree with the judgments independent adjudicators reach about the sufficiency of the same records.</w:t>
-      </w:r>
-    </w:p>
-    <w:p>
-      <w:pPr>
-        <w:spacing w:after="140"/>
-      </w:pPr>
-      <w:r>
-        <w:rPr>
-          <w:b/>
-        </w:rPr>
-        <w:t xml:space="preserve">Methods.</w:t>
-      </w:r>
-      <w:r>
-        <w:t xml:space="preserve"> Thirty-two real public determinations were paired with their documented outcomes: New York appellate and trial decisions, New York Committee on Open Government advisory opinions, Connecticut Freedom of Information Commission final decisions, and compliance audits issued by the New York State Comptroller and the New York City Comptroller. For each case the JRS read (Ready, Needs work, or Gap) and a contemporaneous note giving the basis for that read were recorded first, from the record alone and blind to the outcome. Public material only, each case carrying a citation.</w:t>
-      </w:r>
-    </w:p>
-    <w:p>
-      <w:pPr>
-        <w:spacing w:after="140"/>
-      </w:pPr>
-      <w:r>
-        <w:rPr>
-          <w:b/>
-        </w:rPr>
-        <w:t xml:space="preserve">Result 1, convergent validity.</w:t>
-      </w:r>
-      <w:r>
-        <w:t xml:space="preserve"> In every case where an independent government auditor had examined the same agency's records, the JRS read and the auditor's finding agreed: </w:t>
-      </w:r>
-      <w:r>
-        <w:rPr>
-          <w:b/>
-        </w:rPr>
-        <w:t xml:space="preserve">5 of 5</w:t>
-      </w:r>
-      <w:r>
-        <w:t xml:space="preserve">. All five compliance audits received a Gap read, recorded before the auditor's conclusion was consulted, and in all five the auditor had recorded that the agency could not evidence its own FOIL responses.</w:t>
-      </w:r>
-    </w:p>
-    <w:p>
-      <w:pPr>
-        <w:spacing w:after="140"/>
-      </w:pPr>
-      <w:r>
-        <w:rPr>
-          <w:b/>
-        </w:rPr>
-        <w:t xml:space="preserve">Result 2, construct validity.</w:t>
-      </w:r>
-      <w:r>
-        <w:t xml:space="preserve"> The reads were driven by reconstructability rather than by outcome or case type. </w:t>
-      </w:r>
-      <w:r>
-        <w:rPr>
-          <w:b/>
-        </w:rPr>
-        <w:t xml:space="preserve">Six of nine Needs work cases carry a contemporaneous note stating that the underlying record-level basis could not be reconstructed from the source, against zero of eighteen Ready cases</w:t>
-      </w:r>
-      <w:r>
-        <w:t xml:space="preserve"> (Fisher's exact, two-sided, p = 0.00028). Eleven of the eighteen Ready notes state affirmatively that the basis is reconstructable; no Needs work note does.</w:t>
-      </w:r>
-    </w:p>
-    <w:p>
-      <w:pPr>
-        <w:spacing w:after="140"/>
-      </w:pPr>
-      <w:r>
-        <w:rPr>
-          <w:b/>
-        </w:rPr>
-        <w:t xml:space="preserve">Result 3, specification check.</w:t>
-      </w:r>
-      <w:r>
-        <w:t xml:space="preserve"> The read does not predict whether an agency won on appeal (3 of 13 Ready held up against 2 of 7 Needs work; p = 1.000). That is reported as a null and, given Result 2, is the expected finding: appellate win or loss and record reconstructability are different variables, and 15 of the 20 resolved determinations did not hold up, a base rate set by which cases reach publication.</w:t>
-      </w:r>
-    </w:p>
-    <w:p>
-      <w:pPr>
-        <w:spacing w:after="140"/>
-      </w:pPr>
-      <w:r>
-        <w:rPr>
-          <w:b/>
-        </w:rPr>
-        <w:t xml:space="preserve">Contribution.</w:t>
-      </w:r>
-      <w:r>
-        <w:t xml:space="preserve"> A working protocol for measuring documentation quality in a public-records programme, a completed and citable 32-case set, agreement with independent auditors in every case where both instruments were available, and evidence that the read tracks the property it claims to measure.</w:t>
+        <w:t xml:space="preserve">Public-records determinations are reviewed constantly: on administrative appeal, before open-government bodies, in litigation, and in compliance audits. A determination can read as complete and still fail when the reviewer cannot rebuild its basis from the record itself. As agencies inventory and modernize FOIA technology, a second question runs alongside the first, and almost nothing measures it: whether the records the tools help produce stay independently reviewable.</w:t>
+      </w:r>
+    </w:p>
+    <w:p>
+      <w:pPr>
+        <w:spacing w:after="140"/>
+      </w:pPr>
+      <w:r>
+        <w:t xml:space="preserve">We tested a structured, record-level documentation read on 32 real public-records cases drawn from four document classes and two states, collected between 26 June and 8 August 2026. For each case the read (Ready, Needs work, or Gap) and a short note giving the basis for that read were recorded from the source alone, before the documented outcome was consulted.</w:t>
+      </w:r>
+    </w:p>
+    <w:p>
+      <w:pPr>
+        <w:spacing w:after="140"/>
+      </w:pPr>
+      <w:r>
+        <w:t xml:space="preserve">Three findings, none of them about who won.</w:t>
+      </w:r>
+    </w:p>
+    <w:p>
+      <w:pPr>
+        <w:spacing w:after="140"/>
+      </w:pPr>
+      <w:r>
+        <w:t xml:space="preserve">The read agreed with independent government auditors in every case where both instruments were available. All five compliance audits in the sample received a Gap read, and in all five the state or city Comptroller had separately recorded that the agency could not evidence its own FOIL responses.</w:t>
+      </w:r>
+    </w:p>
+    <w:p>
+      <w:pPr>
+        <w:spacing w:after="140"/>
+      </w:pPr>
+      <w:r>
+        <w:t xml:space="preserve">The read tracked reconstructability rather than outcome. Six of nine Needs work cases carry a note stating that the underlying record-level basis could not be rebuilt from the source, against none of eighteen Ready cases, and eleven of the eighteen Ready notes state the opposite outright (Fisher's exact, two-sided, p = 0.00028).</w:t>
+      </w:r>
+    </w:p>
+    <w:p>
+      <w:pPr>
+        <w:spacing w:after="140"/>
+      </w:pPr>
+      <w:r>
+        <w:t xml:space="preserve">The read separated document classes by how much basis each one exposes. Sources that reproduce the determination text read Ready in six of seven cases; sources that assessed the underlying records in camera or in aggregate read Ready in none of seven (p = 0.00466). Gap reads concentrate entirely in programme-level audits, five of five, against none of twenty-seven case-level sources (p = 0.0000050).</w:t>
+      </w:r>
+    </w:p>
+    <w:p>
+      <w:pPr>
+        <w:spacing w:after="140"/>
+      </w:pPr>
+      <w:r>
+        <w:t xml:space="preserve">A fourth analysis, testing the read against whether the agency prevailed on appeal, is null (p = 1.000). Given the first three findings that is the expected relationship: reconstructability and appellate disposition measure different things, and published decisions are selected for contested legal questions rather than for thin files.</w:t>
+      </w:r>
+    </w:p>
+    <w:p>
+      <w:pPr>
+        <w:spacing w:after="140"/>
+      </w:pPr>
+      <w:r>
+        <w:t xml:space="preserve">The pilot contributes a working protocol for measuring documentation quality in a public-records programme, a completed and citable 32-case set, and evidence that the read measures the property it claims to measure.</w:t>
       </w:r>
     </w:p>
     <w:p>
@@ -237,7 +168,7 @@
         <w:t xml:space="preserve">Keywords:</w:t>
       </w:r>
       <w:r>
-        <w:t xml:space="preserve"> FOIA; public records; documentation risk; decision defensibility; records governance; administrative review; convergent validity; responsible AI in government.</w:t>
+        <w:t xml:space="preserve"> FOIA; FOIL; public records; documentation quality; decision defensibility; records governance; administrative review; convergent validity.</w:t>
       </w:r>
     </w:p>
     <w:p>
@@ -253,83 +184,39 @@
         <w:spacing w:after="140"/>
       </w:pPr>
       <w:r>
-        <w:t xml:space="preserve">1. Introduction and Background</w:t>
-      </w:r>
-    </w:p>
-    <w:p>
-      <w:pPr>
-        <w:pStyle w:val="Heading3"/>
-        <w:spacing w:after="140"/>
-      </w:pPr>
-      <w:r>
-        <w:t xml:space="preserve">1.1 The defensibility gap in public-records determinations</w:t>
-      </w:r>
-    </w:p>
-    <w:p>
-      <w:pPr>
-        <w:spacing w:after="140"/>
-      </w:pPr>
-      <w:r>
-        <w:t xml:space="preserve">A records officer who denies, redacts, or partially grants a request produces a written determination. That determination is the artifact a later reviewer reads: an appeals officer, an open-government commission, a court on Article 78 review, or an auditor sampling the programme. The reviewer does not re-interview the officer's memory. The reviewer reads the record. A determination can be facially complete, professionally written, and still fail on review because the specific basis for each withholding, the exemption relied on, the records located and produced, and the reasoning connecting them cannot be reconstructed from the record itself.</w:t>
-      </w:r>
-    </w:p>
-    <w:p>
-      <w:pPr>
-        <w:spacing w:after="140"/>
-      </w:pPr>
-      <w:r>
-        <w:t xml:space="preserve">That gap is not a technology problem in the usual sense. It is a documentation-quality problem, and it decides real outcomes: whether a withholding is sustained, whether an agency can show what it actually did when an auditor asks.</w:t>
-      </w:r>
-    </w:p>
-    <w:p>
-      <w:pPr>
-        <w:pStyle w:val="Heading3"/>
-        <w:spacing w:after="140"/>
-      </w:pPr>
-      <w:r>
-        <w:t xml:space="preserve">1.2 Why now: the modernization moment</w:t>
-      </w:r>
-    </w:p>
-    <w:p>
-      <w:pPr>
-        <w:spacing w:after="140"/>
-      </w:pPr>
-      <w:r>
-        <w:t xml:space="preserve">On 28 May 2026, the Chief FOIA Officers Council announced a government-wide initiative to inventory FOIA technology solutions across federal agencies, covering case-management systems, eDiscovery platforms, document-review tools, and related applications and costs. As agencies evaluate that tooling, including AI-assisted drafting and review, a second question runs alongside the first: whether the records the tools help produce stay independently reviewable, evidentiary, and defensible. Better software that produces fluent but unreconstructable determinations does not reduce reversals or audit findings. It can increase them.</w:t>
-      </w:r>
-    </w:p>
-    <w:p>
-      <w:pPr>
-        <w:pStyle w:val="Heading3"/>
-        <w:spacing w:after="140"/>
-      </w:pPr>
-      <w:r>
-        <w:t xml:space="preserve">1.3 The measurement gap</w:t>
-      </w:r>
-    </w:p>
-    <w:p>
-      <w:pPr>
-        <w:spacing w:after="140"/>
-      </w:pPr>
-      <w:r>
-        <w:t xml:space="preserve">A technology inventory measures what software an agency uses. Very few measures exist for whether the resulting records are actually reviewable. The distinction matters: two agencies can run the same case-management system and produce determinations of very different defensibility. This pilot is aimed at the second question, the quality of the output, not the identity of the tool.</w:t>
-      </w:r>
-    </w:p>
-    <w:p>
-      <w:pPr>
-        <w:pStyle w:val="Heading3"/>
-        <w:spacing w:after="140"/>
-      </w:pPr>
-      <w:r>
-        <w:t xml:space="preserve">1.4 Positioning</w:t>
-      </w:r>
-    </w:p>
-    <w:p>
-      <w:pPr>
-        <w:spacing w:after="140"/>
-      </w:pPr>
-      <w:r>
-        <w:t xml:space="preserve">JRS does not evaluate or rank FOIA software. It evaluates whether the documentation produced through any workflow, manual or AI-assisted, remains complete enough for an independent reviewer to reconstruct and assess the agency's reasoning. It is a governance layer sitting above the technology stack: complementary to case-management systems, eDiscovery platforms, and AI document-review tools, and a natural companion to a technology inventory rather than a competitor to it.</w:t>
+        <w:t xml:space="preserve">1. Introduction</w:t>
+      </w:r>
+    </w:p>
+    <w:p>
+      <w:pPr>
+        <w:spacing w:after="140"/>
+      </w:pPr>
+      <w:r>
+        <w:t xml:space="preserve">A records officer who denies, redacts, or partially grants a request writes a determination. That determination is the artifact everyone downstream reads: the appeals officer, the open-government commission, the court on Article 78 review, the auditor sampling the programme. None of them re-interview the officer's memory. They read the record.</w:t>
+      </w:r>
+    </w:p>
+    <w:p>
+      <w:pPr>
+        <w:spacing w:after="140"/>
+      </w:pPr>
+      <w:r>
+        <w:t xml:space="preserve">A determination can be facially complete, professionally written, and still fail, because the specific basis for each withholding cannot be rebuilt from the record itself. The exemption relied on, the records located and produced, and the reasoning that connects them may simply not be on the page. That is not a technology problem in the ordinary sense. It is a documentation-quality problem, and it decides whether an agency can show what it actually did when someone asks.</w:t>
+      </w:r>
+    </w:p>
+    <w:p>
+      <w:pPr>
+        <w:spacing w:after="140"/>
+      </w:pPr>
+      <w:r>
+        <w:t xml:space="preserve">The question is timely. On 28 May 2026 the Chief FOIA Officers Council announced a government-wide effort to inventory FOIA technology solutions across federal agencies, covering case-management systems, eDiscovery platforms, document-review tools, and their costs, so that the inventory can inform acquisition and implementation decisions. An inventory of that kind answers what software agencies run. It does not answer whether the determinations coming out of that software hold up when read cold. Software that produces fluent but unreconstructable determinations does not reduce reversals or audit findings, and may increase them.</w:t>
+      </w:r>
+    </w:p>
+    <w:p>
+      <w:pPr>
+        <w:spacing w:after="140"/>
+      </w:pPr>
+      <w:r>
+        <w:t xml:space="preserve">Very little measures the second thing. Two agencies can run the same case-management system and produce determinations of very different defensibility. This pilot tests an instrument aimed at that gap: a structured read of the record, applied without regard to the workflow or the tool that produced it.</w:t>
       </w:r>
     </w:p>
     <w:p>
@@ -338,82 +225,43 @@
         <w:spacing w:after="140"/>
       </w:pPr>
       <w:r>
-        <w:t xml:space="preserve">2. Purpose and Research Questions</w:t>
-      </w:r>
-    </w:p>
-    <w:p>
-      <w:pPr>
-        <w:spacing w:after="140"/>
-      </w:pPr>
-      <w:r>
-        <w:rPr>
-          <w:b/>
-        </w:rPr>
-        <w:t xml:space="preserve">Primary purpose.</w:t>
-      </w:r>
-      <w:r>
-        <w:t xml:space="preserve"> Establish whether a structured documentation read can be applied to real public-records material, and whether its reads agree with what independent adjudicators conclude about the sufficiency of the same records.</w:t>
-      </w:r>
-    </w:p>
-    <w:p>
-      <w:pPr>
-        <w:spacing w:after="140"/>
-      </w:pPr>
-      <w:r>
-        <w:rPr>
-          <w:b/>
-        </w:rPr>
-        <w:t xml:space="preserve">Secondary purpose.</w:t>
-      </w:r>
-      <w:r>
-        <w:t xml:space="preserve"> Establish whether documentation quality can serve as an independent governance metric alongside FOIA technology-modernization efforts.</w:t>
-      </w:r>
-    </w:p>
-    <w:p>
-      <w:pPr>
-        <w:spacing w:after="140"/>
-      </w:pPr>
-      <w:r>
-        <w:rPr>
-          <w:b/>
-        </w:rPr>
-        <w:t xml:space="preserve">Research questions.</w:t>
+        <w:t xml:space="preserve">2. Research questions</w:t>
       </w:r>
     </w:p>
     <w:p>
       <w:pPr>
         <w:numPr>
           <w:ilvl w:val="0"/>
-          <w:numId w:val="1"/>
+          <w:numId w:val="2"/>
         </w:numPr>
         <w:spacing w:after="60"/>
       </w:pPr>
       <w:r>
-        <w:t xml:space="preserve">RQ1. Can the JRS conditions be applied consistently to real public-records material across case types and jurisdictions, producing a full range of reads?</w:t>
+        <w:t xml:space="preserve">Can the review conditions be applied to real public-records material across document classes and jurisdictions, and do they produce a full range of reads?</w:t>
       </w:r>
     </w:p>
     <w:p>
       <w:pPr>
         <w:numPr>
           <w:ilvl w:val="0"/>
-          <w:numId w:val="1"/>
+          <w:numId w:val="2"/>
         </w:numPr>
         <w:spacing w:after="60"/>
       </w:pPr>
       <w:r>
-        <w:t xml:space="preserve">RQ2. Where an independent adjudicator has assessed the sufficiency of the same records, does the JRS read agree?</w:t>
+        <w:t xml:space="preserve">Where an independent adjudicator has assessed the sufficiency of the same records, does the read agree?</w:t>
       </w:r>
     </w:p>
     <w:p>
       <w:pPr>
         <w:numPr>
           <w:ilvl w:val="0"/>
-          <w:numId w:val="1"/>
+          <w:numId w:val="2"/>
         </w:numPr>
         <w:spacing w:after="60"/>
       </w:pPr>
       <w:r>
-        <w:t xml:space="preserve">RQ3. What documentation characteristics drive the read, and are they the characteristics the instrument claims to measure?</w:t>
+        <w:t xml:space="preserve">What drives the read, and is it the property the instrument claims to measure?</w:t>
       </w:r>
     </w:p>
     <w:p>
@@ -422,43 +270,31 @@
         <w:spacing w:after="140"/>
       </w:pPr>
       <w:r>
-        <w:t xml:space="preserve">3. The Justification Review Standard</w:t>
-      </w:r>
-    </w:p>
-    <w:p>
-      <w:pPr>
-        <w:spacing w:after="140"/>
-      </w:pPr>
-      <w:r>
-        <w:t xml:space="preserve">JRS asks one question of a record: can a later, independent reviewer reconstruct how the conclusion was reached from the record alone? It evaluates that question through five conditions and yields a three-level read.</w:t>
-      </w:r>
-    </w:p>
-    <w:p>
-      <w:pPr>
-        <w:spacing w:after="140"/>
-      </w:pPr>
-      <w:r>
-        <w:rPr>
-          <w:b/>
-        </w:rPr>
-        <w:t xml:space="preserve">The five conditions.</w:t>
-      </w:r>
-      <w:r>
-        <w:t xml:space="preserve"> RC1 Reconstructability (the conclusion can be rebuilt from the record alone); RC2 Basis Identification (the source of each characterization is identifiable); RC3 Chronological Integrity (dates, sequence, and sources hold together when read cold); RC4 Decision-Process Traceability (the reasoning from evidence to conclusion can be followed and the responsible parties are identifiable); RC5 Evidentiary Sufficiency (the record contains enough to support the weight of the decision).</w:t>
-      </w:r>
-    </w:p>
-    <w:p>
-      <w:pPr>
-        <w:spacing w:after="140"/>
-      </w:pPr>
-      <w:r>
-        <w:rPr>
-          <w:b/>
-        </w:rPr>
-        <w:t xml:space="preserve">The three reads.</w:t>
-      </w:r>
-      <w:r>
-        <w:t xml:space="preserve"> Ready (a later reviewer could reconstruct the conclusion from the record alone), Needs work (partly reconstructable, some basis visible with gaps), or Gap (the basis is not visible in the record). The named risk the standard detects is Decision Reconstruction Risk (DRR): the condition in which a record cannot, on its own terms, let an independent reviewer reconstruct the basis for a consequential decision.</w:t>
+        <w:t xml:space="preserve">3. The instrument</w:t>
+      </w:r>
+    </w:p>
+    <w:p>
+      <w:pPr>
+        <w:spacing w:after="140"/>
+      </w:pPr>
+      <w:r>
+        <w:t xml:space="preserve">The Justification Review Standard (JRS) asks one question of a record: can a later, independent reviewer rebuild how the conclusion was reached from the record alone? Five conditions carry that question. Reconstructability, whether the conclusion can be rebuilt from the record alone. Basis identification, whether the source of each characterization is identifiable. Chronological integrity, whether dates, sequence, and sources hold together when read cold. Decision-process traceability, whether the reasoning from evidence to conclusion can be followed and the responsible parties identified. Evidentiary sufficiency, whether the record carries enough to support the weight of the decision.</w:t>
+      </w:r>
+    </w:p>
+    <w:p>
+      <w:pPr>
+        <w:spacing w:after="140"/>
+      </w:pPr>
+      <w:r>
+        <w:t xml:space="preserve">The conditions resolve to a three-level read. Ready, where a later reviewer could rebuild the conclusion from the record alone. Needs work, where the record is partly reconstructable and some basis is visible with gaps. Gap, where the basis is not visible in the record at all.</w:t>
+      </w:r>
+    </w:p>
+    <w:p>
+      <w:pPr>
+        <w:spacing w:after="140"/>
+      </w:pPr>
+      <w:r>
+        <w:t xml:space="preserve">The risk the standard names is Decision Reconstruction Risk: the condition in which a record cannot, on its own terms, let an independent reviewer rebuild the basis for a consequential decision.</w:t>
       </w:r>
     </w:p>
     <w:p>
@@ -484,7 +320,7 @@
         <w:spacing w:after="140"/>
       </w:pPr>
       <w:r>
-        <w:t xml:space="preserve">Retrospective and records-based. For each case, a real public determination or audit in which the sufficiency of the record was at issue is paired with its documented outcome. Two things are recorded first, from the record itself and blind to the outcome: the JRS read, and a contemporaneous note stating the basis for that read. The documented outcome and the public citation are recorded afterwards. Recording the read and its basis before the outcome is what keeps both independent of the result, and it is what makes the analysis in Section 5.2 possible.</w:t>
+        <w:t xml:space="preserve">Retrospective and records-based. Each case pairs a real public determination or audit, in which the sufficiency of the record was at issue, with its documented outcome. Two things are recorded first, from the source alone and before the outcome is consulted: the read, and a short note stating the basis for it. The outcome and the citation are recorded afterwards. Recording both the read and its basis before the outcome is what keeps them independent of the result, and it is what makes the analysis in Section 5.3 possible.</w:t>
       </w:r>
     </w:p>
     <w:p>
@@ -518,16 +354,23 @@
         <w:spacing w:after="140"/>
       </w:pPr>
       <w:r>
-        <w:t xml:space="preserve">Pre-registered target: 20 to 30 cases with a deliberate spread of outcomes. </w:t>
-      </w:r>
-      <w:r>
-        <w:rPr>
-          <w:b/>
-        </w:rPr>
-        <w:t xml:space="preserve">Achieved: n = 32 cases from 32 distinct public sources, collected 26 June to 8 August 2026.</w:t>
-      </w:r>
-      <w:r>
-        <w:t xml:space="preserve"> Four case types are represented: appellate and trial-level decisions (New York Court of Appeals, Appellate Division, and Supreme Court); New York Committee on Open Government advisory opinions; Connecticut Freedom of Information Commission final decisions; and compliance audits issued by the New York State Comptroller and the New York City Comptroller.</w:t>
+        <w:t xml:space="preserve">The pre-registered target was 20 to 30 cases with a deliberate spread of outcomes. The achieved sample is 32 cases from 32 distinct public sources, collected 26 June to 8 August 2026, spanning decisions issued between 2005 and 2026 across eleven distinct years.</w:t>
+      </w:r>
+    </w:p>
+    <w:p>
+      <w:pPr>
+        <w:spacing w:after="140"/>
+      </w:pPr>
+      <w:r>
+        <w:t xml:space="preserve">Four document classes are represented: New York appellate and trial-level decisions (n = 18); New York Committee on Open Government advisory opinions (n = 7); Connecticut Freedom of Information Commission final decisions (n = 2); and compliance audits issued by the New York State Comptroller and the New York City Comptroller (n = 5).</w:t>
+      </w:r>
+    </w:p>
+    <w:p>
+      <w:pPr>
+        <w:spacing w:after="140"/>
+      </w:pPr>
+      <w:r>
+        <w:t xml:space="preserve">At least twelve distinct FOIL issues appear across the set, including personal privacy (9 cases), law-enforcement disciplinary records (5), burden and volume objections (3), law-enforcement exemptions (2), constructive denial (2), timeliness (2), reasonable description, in-camera review, sealed and erased records, commercial confidentiality, life-and-safety withholding, and refusal to confirm or deny.</w:t>
       </w:r>
     </w:p>
     <w:p>
@@ -544,43 +387,7 @@
         <w:spacing w:after="140"/>
       </w:pPr>
       <w:r>
-        <w:t xml:space="preserve">Documented outcomes are coded from the cited source in four categories as stored: </w:t>
-      </w:r>
-      <w:r>
-        <w:rPr>
-          <w:rFonts w:ascii="Consolas" w:hAnsi="Consolas"/>
-        </w:rPr>
-        <w:t xml:space="preserve">held_up</w:t>
-      </w:r>
-      <w:r>
-        <w:t xml:space="preserve"> (the agency's determination was sustained), </w:t>
-      </w:r>
-      <w:r>
-        <w:rPr>
-          <w:rFonts w:ascii="Consolas" w:hAnsi="Consolas"/>
-        </w:rPr>
-        <w:t xml:space="preserve">failed_appeal</w:t>
-      </w:r>
-      <w:r>
-        <w:t xml:space="preserve"> (the determination did not survive review), </w:t>
-      </w:r>
-      <w:r>
-        <w:rPr>
-          <w:rFonts w:ascii="Consolas" w:hAnsi="Consolas"/>
-        </w:rPr>
-        <w:t xml:space="preserve">challenged</w:t>
-      </w:r>
-      <w:r>
-        <w:t xml:space="preserve"> (the determination was contested and the cited source does not record a resolved disposition), and </w:t>
-      </w:r>
-      <w:r>
-        <w:rPr>
-          <w:rFonts w:ascii="Consolas" w:hAnsi="Consolas"/>
-        </w:rPr>
-        <w:t xml:space="preserve">failed_audit</w:t>
-      </w:r>
-      <w:r>
-        <w:t xml:space="preserve"> (the auditor recorded an adverse finding about the agency's records or its ability to evidence its own responses). No outcome is inferred. Each traces to the public record.</w:t>
+        <w:t xml:space="preserve">Outcomes are coded from the cited source in four categories: the determination was sustained; the determination did not survive review; the determination was contested and the source records no resolved disposition; or the auditor recorded an adverse finding about the agency's records or its ability to evidence its own responses. No outcome is inferred. Each traces to the public record.</w:t>
       </w:r>
     </w:p>
     <w:p>
@@ -589,56 +396,55 @@
         <w:spacing w:after="140"/>
       </w:pPr>
       <w:r>
-        <w:t xml:space="preserve">4.5 Analysis</w:t>
-      </w:r>
-    </w:p>
-    <w:p>
-      <w:pPr>
-        <w:spacing w:after="140"/>
-      </w:pPr>
-      <w:r>
-        <w:t xml:space="preserve">Three analyses, in the order the manuscript reports them.</w:t>
-      </w:r>
-    </w:p>
-    <w:p>
-      <w:pPr>
-        <w:spacing w:after="140"/>
-      </w:pPr>
-      <w:r>
-        <w:t xml:space="preserve">The convergent-validity analysis compares the JRS read against the independent adjudicator's own conclusion in the subset where an auditor examined the same agency's records. This is a concordance count, not a significance test, because the comparison is between two instruments rather than between groups.</w:t>
-      </w:r>
-    </w:p>
-    <w:p>
-      <w:pPr>
-        <w:spacing w:after="140"/>
-      </w:pPr>
-      <w:r>
-        <w:t xml:space="preserve">The construct-validity analysis codes the contemporaneous basis notes for a single question: does the note state that the underlying record-level basis could not be reconstructed from the source? Coding requires an explicit statement in the note, not an inference. This coding is post-hoc and is labelled as such throughout. Association with the read is tested with Fisher's exact test.</w:t>
-      </w:r>
-    </w:p>
-    <w:p>
-      <w:pPr>
-        <w:spacing w:after="140"/>
-      </w:pPr>
-      <w:r>
-        <w:t xml:space="preserve">The specification check tests the read against appellate disposition with Fisher's exact test. Cases coded </w:t>
-      </w:r>
-      <w:r>
-        <w:rPr>
-          <w:rFonts w:ascii="Consolas" w:hAnsi="Consolas"/>
-        </w:rPr>
-        <w:t xml:space="preserve">challenged</w:t>
-      </w:r>
-      <w:r>
-        <w:t xml:space="preserve"> carry no resolved disposition and are excluded rather than assigned one.</w:t>
-      </w:r>
-    </w:p>
-    <w:p>
-      <w:pPr>
-        <w:spacing w:after="140"/>
-      </w:pPr>
-      <w:r>
-        <w:t xml:space="preserve">Reads were recorded by a single domain reviewer, so no inter-rater agreement is estimated here. Section 8 lists that as a limitation.</w:t>
+        <w:t xml:space="preserve">4.5 Analyses</w:t>
+      </w:r>
+    </w:p>
+    <w:p>
+      <w:pPr>
+        <w:spacing w:after="140"/>
+      </w:pPr>
+      <w:r>
+        <w:t xml:space="preserve">Four analyses, in the order reported.</w:t>
+      </w:r>
+    </w:p>
+    <w:p>
+      <w:pPr>
+        <w:spacing w:after="140"/>
+      </w:pPr>
+      <w:r>
+        <w:t xml:space="preserve">Convergent validity compares the read against the independent adjudicator's own conclusion in the subset where an auditor examined the same agency's records. This is a concordance count rather than a significance test, because the comparison is between two instruments and not between groups.</w:t>
+      </w:r>
+    </w:p>
+    <w:p>
+      <w:pPr>
+        <w:spacing w:after="140"/>
+      </w:pPr>
+      <w:r>
+        <w:t xml:space="preserve">Construct validity codes the contemporaneous basis notes for one question: does the note state that the underlying record-level basis could not be rebuilt from the source? Coding requires an explicit statement in the note, not an inference. This coding is post-hoc and is labelled as such wherever it appears. Association with the read is tested with Fisher's exact test.</w:t>
+      </w:r>
+    </w:p>
+    <w:p>
+      <w:pPr>
+        <w:spacing w:after="140"/>
+      </w:pPr>
+      <w:r>
+        <w:t xml:space="preserve">Discriminant validity tests the read against document class, using a structural variable rather than the reviewer's own words: whether the source reproduces the determination text or instead assessed the underlying records in camera or in aggregate.</w:t>
+      </w:r>
+    </w:p>
+    <w:p>
+      <w:pPr>
+        <w:spacing w:after="140"/>
+      </w:pPr>
+      <w:r>
+        <w:t xml:space="preserve">The specification check tests the read against appellate disposition. Cases where the source records no resolved disposition are excluded rather than assigned one.</w:t>
+      </w:r>
+    </w:p>
+    <w:p>
+      <w:pPr>
+        <w:spacing w:after="140"/>
+      </w:pPr>
+      <w:r>
+        <w:t xml:space="preserve">All reads were recorded by a single domain reviewer, so no inter-rater agreement is estimated. Section 7 treats that as a limitation. All figures are computed from the stored data by a standard-library script, cited in the data-availability statement, which also carries the note-coding frame case by case.</w:t>
       </w:r>
     </w:p>
     <w:p>
@@ -652,56 +458,19 @@
     </w:p>
     <w:p>
       <w:pPr>
-        <w:spacing w:after="140"/>
-      </w:pPr>
-      <w:r>
-        <w:t xml:space="preserve">Data collection is complete. Every figure below is produced by </w:t>
-      </w:r>
-      <w:r>
-        <w:rPr>
-          <w:rFonts w:ascii="Consolas" w:hAnsi="Consolas"/>
-        </w:rPr>
-        <w:t xml:space="preserve">research/analysis_foil_2026-08-08.py</w:t>
-      </w:r>
-      <w:r>
-        <w:t xml:space="preserve"> from the stored data.</w:t>
-      </w:r>
-    </w:p>
-    <w:p>
-      <w:pPr>
         <w:pStyle w:val="Heading3"/>
         <w:spacing w:after="140"/>
       </w:pPr>
       <w:r>
-        <w:t xml:space="preserve">5.1 The instrument applied across real material</w:t>
-      </w:r>
-    </w:p>
-    <w:p>
-      <w:pPr>
-        <w:spacing w:after="140"/>
-      </w:pPr>
-      <w:r>
-        <w:rPr>
-          <w:b/>
-        </w:rPr>
-        <w:t xml:space="preserve">JRS reads (n = 32):</w:t>
-      </w:r>
-      <w:r>
-        <w:t xml:space="preserve"> 18 Ready, 9 Needs work, 5 Gap.</w:t>
-      </w:r>
-    </w:p>
-    <w:p>
-      <w:pPr>
-        <w:spacing w:after="140"/>
-      </w:pPr>
-      <w:r>
-        <w:rPr>
-          <w:b/>
-        </w:rPr>
-        <w:t xml:space="preserve">Documented outcomes (n = 32):</w:t>
-      </w:r>
-      <w:r>
-        <w:t xml:space="preserve"> 15 failed appeal, 7 challenged, 5 held up, 5 failed audit.</w:t>
+        <w:t xml:space="preserve">5.1 The instrument applied to real material</w:t>
+      </w:r>
+    </w:p>
+    <w:p>
+      <w:pPr>
+        <w:spacing w:after="140"/>
+      </w:pPr>
+      <w:r>
+        <w:t xml:space="preserve">Reads across the 32 cases: 18 Ready, 9 Needs work, 5 Gap. Documented outcomes: 15 determinations did not survive review, 7 contested without a recorded disposition, 5 sustained, 5 adverse audit findings.</w:t>
       </w:r>
     </w:p>
     <w:tbl>
@@ -735,59 +504,59 @@
               <w:spacing w:after="0"/>
             </w:pPr>
             <w:r>
-              <w:t xml:space="preserve">JRS read</w:t>
-            </w:r>
-          </w:p>
-        </w:tc>
-        <w:tc>
-          <w:tcPr>
-            <w:tcW w:w="1560" w:type="dxa"/>
-          </w:tcPr>
-          <w:p>
-            <w:pPr>
-              <w:spacing w:after="0"/>
-            </w:pPr>
-            <w:r>
-              <w:t xml:space="preserve">Held up</w:t>
-            </w:r>
-          </w:p>
-        </w:tc>
-        <w:tc>
-          <w:tcPr>
-            <w:tcW w:w="1560" w:type="dxa"/>
-          </w:tcPr>
-          <w:p>
-            <w:pPr>
-              <w:spacing w:after="0"/>
-            </w:pPr>
-            <w:r>
-              <w:t xml:space="preserve">Failed appeal</w:t>
-            </w:r>
-          </w:p>
-        </w:tc>
-        <w:tc>
-          <w:tcPr>
-            <w:tcW w:w="1560" w:type="dxa"/>
-          </w:tcPr>
-          <w:p>
-            <w:pPr>
-              <w:spacing w:after="0"/>
-            </w:pPr>
-            <w:r>
-              <w:t xml:space="preserve">Challenged</w:t>
-            </w:r>
-          </w:p>
-        </w:tc>
-        <w:tc>
-          <w:tcPr>
-            <w:tcW w:w="1560" w:type="dxa"/>
-          </w:tcPr>
-          <w:p>
-            <w:pPr>
-              <w:spacing w:after="0"/>
-            </w:pPr>
-            <w:r>
-              <w:t xml:space="preserve">Failed audit</w:t>
+              <w:t xml:space="preserve">Read</w:t>
+            </w:r>
+          </w:p>
+        </w:tc>
+        <w:tc>
+          <w:tcPr>
+            <w:tcW w:w="1560" w:type="dxa"/>
+          </w:tcPr>
+          <w:p>
+            <w:pPr>
+              <w:spacing w:after="0"/>
+            </w:pPr>
+            <w:r>
+              <w:t xml:space="preserve">Sustained</w:t>
+            </w:r>
+          </w:p>
+        </w:tc>
+        <w:tc>
+          <w:tcPr>
+            <w:tcW w:w="1560" w:type="dxa"/>
+          </w:tcPr>
+          <w:p>
+            <w:pPr>
+              <w:spacing w:after="0"/>
+            </w:pPr>
+            <w:r>
+              <w:t xml:space="preserve">Did not survive</w:t>
+            </w:r>
+          </w:p>
+        </w:tc>
+        <w:tc>
+          <w:tcPr>
+            <w:tcW w:w="1560" w:type="dxa"/>
+          </w:tcPr>
+          <w:p>
+            <w:pPr>
+              <w:spacing w:after="0"/>
+            </w:pPr>
+            <w:r>
+              <w:t xml:space="preserve">Contested</w:t>
+            </w:r>
+          </w:p>
+        </w:tc>
+        <w:tc>
+          <w:tcPr>
+            <w:tcW w:w="1560" w:type="dxa"/>
+          </w:tcPr>
+          <w:p>
+            <w:pPr>
+              <w:spacing w:after="0"/>
+            </w:pPr>
+            <w:r>
+              <w:t xml:space="preserve">Adverse audit</w:t>
             </w:r>
           </w:p>
         </w:tc>
@@ -1155,7 +924,7 @@
         <w:spacing w:after="140"/>
       </w:pPr>
       <w:r>
-        <w:t xml:space="preserve">This answers RQ1. The five conditions were applied to 32 live determinations and audits, across four case types and two states, blind to outcome, and produced the full three-level range of reads. Before this pilot no such applied case set existed for public records.</w:t>
+        <w:t xml:space="preserve">The conditions were applied to 32 live determinations and audits, across four document classes and two states, over decisions spanning twenty-one years, and returned the full three-level range of reads. Every case carries a public URL and 28 of the 32 carry a contemporaneous basis note, mean length 211 characters. That answers the first research question and supplies the applied case set the field did not previously have.</w:t>
       </w:r>
     </w:p>
     <w:p>
@@ -1164,54 +933,39 @@
         <w:spacing w:after="140"/>
       </w:pPr>
       <w:r>
-        <w:t xml:space="preserve">5.2 Result 1: the read agrees with independent adjudicators, 5 of 5</w:t>
-      </w:r>
-    </w:p>
-    <w:p>
-      <w:pPr>
-        <w:spacing w:after="140"/>
-      </w:pPr>
-      <w:r>
-        <w:t xml:space="preserve">Five cases in the sample are compliance audits, in which a state or city Comptroller had independently examined an agency's FOIL programme using their own methodology and with no knowledge of this study.</w:t>
-      </w:r>
-    </w:p>
-    <w:p>
-      <w:pPr>
-        <w:spacing w:after="140"/>
-      </w:pPr>
-      <w:r>
-        <w:t xml:space="preserve">All five received a </w:t>
-      </w:r>
-      <w:r>
-        <w:rPr>
-          <w:b/>
-        </w:rPr>
-        <w:t xml:space="preserve">Gap</w:t>
-      </w:r>
-      <w:r>
-        <w:t xml:space="preserve"> read, recorded from the record before the auditor's conclusion was consulted. In all five, the auditor had independently recorded that the agency could not evidence its own FOIL responses. The specific findings, in the auditors' terms, were that records of what had been provided were missing, that request tracking was absent or incomplete, that an agency supplied an email asserting records had been sent without the records themselves, and in two cases that the auditor could not determine with reasonable certainty whether the information necessary to complete the audit had been supplied at all.</w:t>
-      </w:r>
-    </w:p>
-    <w:p>
-      <w:pPr>
-        <w:spacing w:after="140"/>
-      </w:pPr>
-      <w:r>
-        <w:rPr>
-          <w:b/>
-        </w:rPr>
-        <w:t xml:space="preserve">Concordance: 5 of 5.</w:t>
-      </w:r>
-      <w:r>
-        <w:t xml:space="preserve"> Two instruments built independently of one another, a documentation read applied to the record and a government audit applied to the programme, reached the same conclusion in every case where both were available. This answers RQ2 in the affirmative on the subset where the comparison is possible.</w:t>
-      </w:r>
-    </w:p>
-    <w:p>
-      <w:pPr>
-        <w:spacing w:after="140"/>
-      </w:pPr>
-      <w:r>
-        <w:t xml:space="preserve">Two things this result is not. It is not a test of statistical association, because the comparison is between instruments rather than between groups, and in this sample every audit received a Gap read and every Gap read came from an audit, so case type and read cannot be separated. And five cases are five cases. What the result does establish is that the Gap read is reachable on real material and that when an independent professional adjudicator assessed the same records, the two assessments matched.</w:t>
+        <w:t xml:space="preserve">5.2 The read agrees with independent auditors, five of five</w:t>
+      </w:r>
+    </w:p>
+    <w:p>
+      <w:pPr>
+        <w:spacing w:after="140"/>
+      </w:pPr>
+      <w:r>
+        <w:t xml:space="preserve">Five cases are compliance audits in which a state or city Comptroller had independently examined an agency's FOIL programme, using their own methodology and with no knowledge of this study.</w:t>
+      </w:r>
+    </w:p>
+    <w:p>
+      <w:pPr>
+        <w:spacing w:after="140"/>
+      </w:pPr>
+      <w:r>
+        <w:t xml:space="preserve">All five received a Gap read, recorded from the source before the auditor's conclusion was consulted. In all five the auditor had separately recorded that the agency could not evidence its own FOIL responses. In the auditors' own terms: records of what had been provided were missing; request tracking was absent or incomplete; one agency supplied an email asserting that records had been sent without the records themselves; and in two audits the auditor stated on the record that they could not determine with reasonable certainty whether the information necessary to complete the audit had been supplied at all.</w:t>
+      </w:r>
+    </w:p>
+    <w:p>
+      <w:pPr>
+        <w:spacing w:after="140"/>
+      </w:pPr>
+      <w:r>
+        <w:t xml:space="preserve">Concordance is five of five. Two instruments built with no knowledge of each other, a documentation read applied to the source and a government audit applied to the programme, reached the same conclusion in every case where both were available.</w:t>
+      </w:r>
+    </w:p>
+    <w:p>
+      <w:pPr>
+        <w:spacing w:after="140"/>
+      </w:pPr>
+      <w:r>
+        <w:t xml:space="preserve">Two things this is not. It is not a test of statistical association, because the comparison is between instruments rather than between groups. And five cases are five cases. What it establishes is that the Gap read is reachable on real material, and that where an independent professional adjudicator assessed the same records, the two assessments matched.</w:t>
       </w:r>
     </w:p>
     <w:p>
@@ -1220,15 +974,15 @@
         <w:spacing w:after="140"/>
       </w:pPr>
       <w:r>
-        <w:t xml:space="preserve">5.3 Result 2: the read tracks reconstructability, not outcome</w:t>
-      </w:r>
-    </w:p>
-    <w:p>
-      <w:pPr>
-        <w:spacing w:after="140"/>
-      </w:pPr>
-      <w:r>
-        <w:t xml:space="preserve">Every read was accompanied by a contemporaneous note giving its basis, written before the outcome was known. Coding those notes for a single question, whether the note states that the underlying record-level basis could not be reconstructed from the source, produces the clearest result in the study.</w:t>
+        <w:t xml:space="preserve">5.3 The read tracks reconstructability, not outcome</w:t>
+      </w:r>
+    </w:p>
+    <w:p>
+      <w:pPr>
+        <w:spacing w:after="140"/>
+      </w:pPr>
+      <w:r>
+        <w:t xml:space="preserve">Every read carries a contemporaneous note giving its basis, written before the outcome was known. Coding those notes for one question, whether the note states that the underlying record-level basis could not be rebuilt from the source, produces the clearest result in the study.</w:t>
       </w:r>
     </w:p>
     <w:tbl>
@@ -1424,9 +1178,6 @@
         <w:spacing w:after="140"/>
       </w:pPr>
       <w:r>
-        <w:rPr>
-          <w:b/>
-        </w:rPr>
         <w:t xml:space="preserve">Fisher's exact test, two-sided: p = 0.00028.</w:t>
       </w:r>
     </w:p>
@@ -1435,12 +1186,14 @@
         <w:spacing w:after="140"/>
       </w:pPr>
       <w:r>
-        <w:t xml:space="preserve">The direction is uniform. In the Needs work cases the recorded reason is that the source reports the outcome without reproducing the material that would let a reader test it: the redacted contract and its technical schedules were not reproduced, the 165,000 pages and their redaction universe were not available, the record-by-record exemption analysis was not before the court, the assessment was reviewed in camera and never published. In the Ready cases the opposite is recorded, and eleven of the eighteen notes say so affirmatively: the opinion walks through the original request, the Records Access Officer response, the appeal determination, the lower-court rulings, and the holding; the appeal determination is quoted almost verbatim; the record identifies the category, the exemption, the statutory change, the agency position and the conclusion. </w:t>
-      </w:r>
-      <w:r>
-        <w:rPr>
-          <w:b/>
-        </w:rPr>
+        <w:t xml:space="preserve">The direction is uniform. In the Needs work cases the recorded reason is that the source reports the outcome without reproducing the material that would let a reader test it. The redacted contract and its technical schedules were not reproduced. The 165,000 pages and their redaction universe were not available. The record-by-record exemption analysis was never before the court. The security assessment was reviewed in camera and never published. In the Ready cases the opposite is recorded, and eleven of the eighteen notes say so directly: the opinion walks through the original request, the Records Access Officer response, the appeal determination, the lower-court rulings and the holding; the appeal determination is quoted almost verbatim; the source identifies the record category, the exemption, the statutory change, the agency position and the conclusion.</w:t>
+      </w:r>
+    </w:p>
+    <w:p>
+      <w:pPr>
+        <w:spacing w:after="140"/>
+      </w:pPr>
+      <w:r>
         <w:t xml:space="preserve">No Needs work note contains an affirmative reconstructability statement, and no Ready note contains a reconstructability failure.</w:t>
       </w:r>
     </w:p>
@@ -1449,7 +1202,7 @@
         <w:spacing w:after="140"/>
       </w:pPr>
       <w:r>
-        <w:t xml:space="preserve">This answers RQ3. The reads were driven by the presence or absence of a reconstructable basis, which is the property the instrument is built to detect, and not by who won or by what kind of case it was. The coding is post-hoc, which is why it is reported as construct evidence rather than as a pre-registered test, and the contemporaneous notes are what make it checkable by anyone re-reading the case set.</w:t>
+        <w:t xml:space="preserve">That answers the third research question. The reads were driven by the presence or absence of a rebuildable basis, which is the property the instrument is built to detect, and not by who won or by what kind of case it was. The coding is post-hoc, which is why it is reported as construct evidence rather than as a confirmatory test, and the contemporaneous notes are what make it checkable by anyone re-reading the case set.</w:t>
       </w:r>
     </w:p>
     <w:p>
@@ -1458,15 +1211,220 @@
         <w:spacing w:after="140"/>
       </w:pPr>
       <w:r>
-        <w:t xml:space="preserve">5.4 Result 3: appellate win or loss is a different variable</w:t>
-      </w:r>
-    </w:p>
-    <w:p>
-      <w:pPr>
-        <w:spacing w:after="140"/>
-      </w:pPr>
-      <w:r>
-        <w:t xml:space="preserve">The pre-registered specification check tested the read against appellate disposition, on the 20 determinations where the cited source records a resolved one.</w:t>
+        <w:t xml:space="preserve">5.4 The read separates document classes by how much basis they expose</w:t>
+      </w:r>
+    </w:p>
+    <w:p>
+      <w:pPr>
+        <w:spacing w:after="140"/>
+      </w:pPr>
+      <w:r>
+        <w:t xml:space="preserve">The same conclusion can be reached without relying on the reviewer's own words, using a structural feature of each source.</w:t>
+      </w:r>
+    </w:p>
+    <w:p>
+      <w:pPr>
+        <w:spacing w:after="140"/>
+      </w:pPr>
+      <w:r>
+        <w:t xml:space="preserve">Among case-level sources, Committee on Open Government advisory opinions read Ready in 6 of 7 cases (86%), court decisions in 12 of 18 (67%), and Connecticut Freedom of Information Commission final decisions in 0 of 2. Advisory opinions typically quote the appeal determination itself. Court decisions summarize it. Both Connecticut decisions turned on records the Commission examined in camera.</w:t>
+      </w:r>
+    </w:p>
+    <w:p>
+      <w:pPr>
+        <w:spacing w:after="140"/>
+      </w:pPr>
+      <w:r>
+        <w:t xml:space="preserve">Grouping by that structural difference, sources that reproduce the determination text against sources that assessed the underlying records in camera or in aggregate:</w:t>
+      </w:r>
+    </w:p>
+    <w:tbl>
+      <w:tblPr>
+        <w:tblStyle w:val="TableGrid"/>
+        <w:tblW w:w="9360" w:type="dxa"/>
+        <w:tblBorders>
+          <w:top w:val="single" w:sz="4" w:space="0" w:color="999999"/>
+          <w:left w:val="single" w:sz="4" w:space="0" w:color="999999"/>
+          <w:bottom w:val="single" w:sz="4" w:space="0" w:color="999999"/>
+          <w:right w:val="single" w:sz="4" w:space="0" w:color="999999"/>
+          <w:insideH w:val="single" w:sz="4" w:space="0" w:color="999999"/>
+          <w:insideV w:val="single" w:sz="4" w:space="0" w:color="999999"/>
+        </w:tblBorders>
+      </w:tblPr>
+      <w:tblGrid>
+        <w:gridCol w:w="3120"/>
+        <w:gridCol w:w="3120"/>
+        <w:gridCol w:w="3120"/>
+      </w:tblGrid>
+      <w:tr>
+        <w:tc>
+          <w:tcPr>
+            <w:tcW w:w="3120" w:type="dxa"/>
+          </w:tcPr>
+          <w:p>
+            <w:pPr>
+              <w:spacing w:after="0"/>
+            </w:pPr>
+            <w:r>
+              <w:t/>
+            </w:r>
+          </w:p>
+        </w:tc>
+        <w:tc>
+          <w:tcPr>
+            <w:tcW w:w="3120" w:type="dxa"/>
+          </w:tcPr>
+          <w:p>
+            <w:pPr>
+              <w:spacing w:after="0"/>
+            </w:pPr>
+            <w:r>
+              <w:t xml:space="preserve">Ready</w:t>
+            </w:r>
+          </w:p>
+        </w:tc>
+        <w:tc>
+          <w:tcPr>
+            <w:tcW w:w="3120" w:type="dxa"/>
+          </w:tcPr>
+          <w:p>
+            <w:pPr>
+              <w:spacing w:after="0"/>
+            </w:pPr>
+            <w:r>
+              <w:t xml:space="preserve">Not Ready</w:t>
+            </w:r>
+          </w:p>
+        </w:tc>
+      </w:tr>
+      <w:tr>
+        <w:tc>
+          <w:tcPr>
+            <w:tcW w:w="3120" w:type="dxa"/>
+          </w:tcPr>
+          <w:p>
+            <w:pPr>
+              <w:spacing w:after="0"/>
+            </w:pPr>
+            <w:r>
+              <w:t xml:space="preserve">Reproduces the determination text (n = 7)</w:t>
+            </w:r>
+          </w:p>
+        </w:tc>
+        <w:tc>
+          <w:tcPr>
+            <w:tcW w:w="3120" w:type="dxa"/>
+          </w:tcPr>
+          <w:p>
+            <w:pPr>
+              <w:spacing w:after="0"/>
+            </w:pPr>
+            <w:r>
+              <w:t xml:space="preserve">6</w:t>
+            </w:r>
+          </w:p>
+        </w:tc>
+        <w:tc>
+          <w:tcPr>
+            <w:tcW w:w="3120" w:type="dxa"/>
+          </w:tcPr>
+          <w:p>
+            <w:pPr>
+              <w:spacing w:after="0"/>
+            </w:pPr>
+            <w:r>
+              <w:t xml:space="preserve">1</w:t>
+            </w:r>
+          </w:p>
+        </w:tc>
+      </w:tr>
+      <w:tr>
+        <w:tc>
+          <w:tcPr>
+            <w:tcW w:w="3120" w:type="dxa"/>
+          </w:tcPr>
+          <w:p>
+            <w:pPr>
+              <w:spacing w:after="0"/>
+            </w:pPr>
+            <w:r>
+              <w:t xml:space="preserve">Assessed the records in camera or in aggregate (n = 7)</w:t>
+            </w:r>
+          </w:p>
+        </w:tc>
+        <w:tc>
+          <w:tcPr>
+            <w:tcW w:w="3120" w:type="dxa"/>
+          </w:tcPr>
+          <w:p>
+            <w:pPr>
+              <w:spacing w:after="0"/>
+            </w:pPr>
+            <w:r>
+              <w:t xml:space="preserve">0</w:t>
+            </w:r>
+          </w:p>
+        </w:tc>
+        <w:tc>
+          <w:tcPr>
+            <w:tcW w:w="3120" w:type="dxa"/>
+          </w:tcPr>
+          <w:p>
+            <w:pPr>
+              <w:spacing w:after="0"/>
+            </w:pPr>
+            <w:r>
+              <w:t xml:space="preserve">7</w:t>
+            </w:r>
+          </w:p>
+        </w:tc>
+      </w:tr>
+    </w:tbl>
+    <w:p>
+      <w:pPr/>
+      <w:r>
+        <w:t/>
+      </w:r>
+    </w:p>
+    <w:p>
+      <w:pPr>
+        <w:spacing w:after="140"/>
+      </w:pPr>
+      <w:r>
+        <w:t xml:space="preserve">Fisher's exact test, two-sided: p = 0.00466.</w:t>
+      </w:r>
+    </w:p>
+    <w:p>
+      <w:pPr>
+        <w:spacing w:after="140"/>
+      </w:pPr>
+      <w:r>
+        <w:t xml:space="preserve">Gap reads concentrate completely. All five programme-level audits carry a Gap read; none of the 27 case-level sources does (p = 0.0000050).</w:t>
+      </w:r>
+    </w:p>
+    <w:p>
+      <w:pPr>
+        <w:spacing w:after="140"/>
+      </w:pPr>
+      <w:r>
+        <w:t xml:space="preserve">The instrument separates document classes by how much reconstructable basis each one carries, in the direction the construct predicts, using a variable independent of the reviewer's notes. Case type and read are not independent in this corpus, which is why Section 5.2 is reported as concordance rather than association, and the same collinearity bounds what Section 5.4 can claim: it shows the read responds to structural differences in the source, not that document class causes the read.</w:t>
+      </w:r>
+    </w:p>
+    <w:p>
+      <w:pPr>
+        <w:pStyle w:val="Heading3"/>
+        <w:spacing w:after="140"/>
+      </w:pPr>
+      <w:r>
+        <w:t xml:space="preserve">5.5 Appellate outcome is a different variable</w:t>
+      </w:r>
+    </w:p>
+    <w:p>
+      <w:pPr>
+        <w:spacing w:after="140"/>
+      </w:pPr>
+      <w:r>
+        <w:t xml:space="preserve">The specification check tested the read against appellate disposition, on the 20 determinations where the source records a resolved one.</w:t>
       </w:r>
     </w:p>
     <w:tbl>
@@ -1511,33 +1469,33 @@
               <w:spacing w:after="0"/>
             </w:pPr>
             <w:r>
-              <w:t xml:space="preserve">Held up</w:t>
-            </w:r>
-          </w:p>
-        </w:tc>
-        <w:tc>
-          <w:tcPr>
-            <w:tcW w:w="2340" w:type="dxa"/>
-          </w:tcPr>
-          <w:p>
-            <w:pPr>
-              <w:spacing w:after="0"/>
-            </w:pPr>
-            <w:r>
-              <w:t xml:space="preserve">Did not hold up</w:t>
-            </w:r>
-          </w:p>
-        </w:tc>
-        <w:tc>
-          <w:tcPr>
-            <w:tcW w:w="2340" w:type="dxa"/>
-          </w:tcPr>
-          <w:p>
-            <w:pPr>
-              <w:spacing w:after="0"/>
-            </w:pPr>
-            <w:r>
-              <w:t xml:space="preserve">Held-up rate</w:t>
+              <w:t xml:space="preserve">Sustained</w:t>
+            </w:r>
+          </w:p>
+        </w:tc>
+        <w:tc>
+          <w:tcPr>
+            <w:tcW w:w="2340" w:type="dxa"/>
+          </w:tcPr>
+          <w:p>
+            <w:pPr>
+              <w:spacing w:after="0"/>
+            </w:pPr>
+            <w:r>
+              <w:t xml:space="preserve">Did not survive</w:t>
+            </w:r>
+          </w:p>
+        </w:tc>
+        <w:tc>
+          <w:tcPr>
+            <w:tcW w:w="2340" w:type="dxa"/>
+          </w:tcPr>
+          <w:p>
+            <w:pPr>
+              <w:spacing w:after="0"/>
+            </w:pPr>
+            <w:r>
+              <w:t xml:space="preserve">Sustained rate</w:t>
             </w:r>
           </w:p>
         </w:tc>
@@ -1662,21 +1620,15 @@
         <w:spacing w:after="140"/>
       </w:pPr>
       <w:r>
-        <w:t xml:space="preserve">Odds ratio 0.75. </w:t>
-      </w:r>
-      <w:r>
-        <w:rPr>
-          <w:b/>
-        </w:rPr>
-        <w:t xml:space="preserve">Fisher's exact test, two-sided: p = 1.000. Null, and reported as one.</w:t>
-      </w:r>
-    </w:p>
-    <w:p>
-      <w:pPr>
-        <w:spacing w:after="140"/>
-      </w:pPr>
-      <w:r>
-        <w:t xml:space="preserve">Read alongside Section 5.3, the null is the expected result rather than a disappointing one, and it is informative. Fifteen of the 20 resolved determinations did not hold up, a base rate set by which cases reach publication rather than by how agencies generally document. A case reaches a published opinion because a legal question was live, not because the paperwork was thin, and the legal question is usually about the scope of an exemption rather than about the sufficiency of the file. Section 5.3 shows the reads were measuring reconstructability. Appellate outcome measures something else. Two variables that measure different things are not expected to correlate, and finding that they do not is a result worth recording before anyone builds a larger study on the assumption that they should.</w:t>
+        <w:t xml:space="preserve">Odds ratio 0.75. Fisher's exact test, two-sided: p = 1.000. Null.</w:t>
+      </w:r>
+    </w:p>
+    <w:p>
+      <w:pPr>
+        <w:spacing w:after="140"/>
+      </w:pPr>
+      <w:r>
+        <w:t xml:space="preserve">Read alongside Sections 5.3 and 5.4, this is the expected result and it is informative. Fifteen of the 20 resolved determinations did not survive, a base rate set by which cases reach publication rather than by how agencies generally document. A case reaches a published opinion because a legal question was live, and that question is usually about the scope of an exemption rather than about the sufficiency of the file. The reads were measuring reconstructability. Appellate outcome measures something else. Two variables that measure different things are not expected to correlate, and establishing that before a larger study is built on the opposite assumption is worth the space it takes.</w:t>
       </w:r>
     </w:p>
     <w:p>
@@ -1690,70 +1642,34 @@
     </w:p>
     <w:p>
       <w:pPr>
-        <w:pStyle w:val="Heading3"/>
-        <w:spacing w:after="140"/>
-      </w:pPr>
-      <w:r>
-        <w:t xml:space="preserve">6.1 What the pilot establishes</w:t>
-      </w:r>
-    </w:p>
-    <w:p>
-      <w:pPr>
-        <w:spacing w:after="140"/>
-      </w:pPr>
-      <w:r>
-        <w:t xml:space="preserve">Three things. The instrument can be applied to real public-records material across case types and jurisdictions and returns a full range of reads. Where an independent government auditor assessed the same records, the read and the audit agreed in every case. And the reads are driven by reconstructability rather than by outcome, which is what an instrument claiming to measure documentation quality has to demonstrate before its readings mean anything.</w:t>
-      </w:r>
-    </w:p>
-    <w:p>
-      <w:pPr>
-        <w:pStyle w:val="Heading3"/>
-        <w:spacing w:after="140"/>
-      </w:pPr>
-      <w:r>
-        <w:t xml:space="preserve">6.2 Documentation quality as an independent governance metric</w:t>
-      </w:r>
-    </w:p>
-    <w:p>
-      <w:pPr>
-        <w:spacing w:after="140"/>
-      </w:pPr>
-      <w:r>
-        <w:t xml:space="preserve">The reviewability of a determination is a property of the record, measurable regardless of the software or AI system used to produce it. That is what makes a documentation-quality metric portable: it applies to a hand-written denial and an AI-drafted one alike, and Section 5.2 shows it lands where a professional auditor lands.</w:t>
-      </w:r>
-    </w:p>
-    <w:p>
-      <w:pPr>
-        <w:pStyle w:val="Heading3"/>
-        <w:spacing w:after="140"/>
-      </w:pPr>
-      <w:r>
-        <w:t xml:space="preserve">6.3 Complementarity with FOIA technology modernization</w:t>
-      </w:r>
-    </w:p>
-    <w:p>
-      <w:pPr>
-        <w:spacing w:after="140"/>
-      </w:pPr>
-      <w:r>
-        <w:t xml:space="preserve">A technology inventory answers what tools are in use. A documentation-quality read answers whether the outputs hold up. The audit subset is the sharpest illustration in this sample: in all five, the failure the auditor recorded was evidentiary, an agency unable to show what it had done. That failure mode is invisible to an inventory of software and visible to a read of the record, which is why the two measures belong together. An agency can adopt new review software and, in parallel, sample its own determinations for reconstructability, catching the case where better tooling produces fluent but unreconstructable records.</w:t>
-      </w:r>
-    </w:p>
-    <w:p>
-      <w:pPr>
-        <w:pStyle w:val="Heading3"/>
-        <w:spacing w:after="140"/>
-      </w:pPr>
-      <w:r>
-        <w:t xml:space="preserve">6.4 Practical implications for records officers</w:t>
-      </w:r>
-    </w:p>
-    <w:p>
-      <w:pPr>
-        <w:spacing w:after="140"/>
-      </w:pPr>
-      <w:r>
-        <w:t xml:space="preserve">Determinations that reconstruct their own basis, that name each exemption, itemize the records located and produced, and connect reasoning to cited authority, are more consistent across officers and cheaper to defend when an auditor or an appeals body asks. The five conditions are usable as a pre-issuance checklist, not only as a research instrument. This pilot does not establish that using them lowers reversal rates, and that claim is not made.</w:t>
+        <w:spacing w:after="140"/>
+      </w:pPr>
+      <w:r>
+        <w:t xml:space="preserve">The pilot establishes three things. The instrument can be applied to real public-records material across document classes and jurisdictions and returns a full range of reads. Where an independent government auditor assessed the same records, the read and the audit agreed in every case. And the reads are driven by reconstructability rather than by outcome, shown twice, once from the reviewer's contemporaneous notes and once from a structural feature of the sources.</w:t>
+      </w:r>
+    </w:p>
+    <w:p>
+      <w:pPr>
+        <w:spacing w:after="140"/>
+      </w:pPr>
+      <w:r>
+        <w:t xml:space="preserve">Reviewability is a property of the record, measurable regardless of the software or system that produced it. That is what makes a documentation-quality read portable across agencies and across workflows: it applies to a hand-typed denial and an AI-drafted one alike, and Section 5.2 shows it lands where a professional auditor lands.</w:t>
+      </w:r>
+    </w:p>
+    <w:p>
+      <w:pPr>
+        <w:spacing w:after="140"/>
+      </w:pPr>
+      <w:r>
+        <w:t xml:space="preserve">That portability is what makes the read a natural companion to a technology inventory rather than a competitor to it. An inventory answers what tools are in use. A documentation read answers whether the outputs hold up. The audit subset shows why both are needed: in all five, the failure the auditor recorded was evidentiary, an agency unable to show what it had done. That failure mode is invisible to an inventory of software and visible to a read of the record. An agency can adopt new review software and, in parallel, sample its own determinations for reconstructability, catching the case where better tooling produces fluent but unreconstructable records.</w:t>
+      </w:r>
+    </w:p>
+    <w:p>
+      <w:pPr>
+        <w:spacing w:after="140"/>
+      </w:pPr>
+      <w:r>
+        <w:t xml:space="preserve">For records officers the practical form is simpler than the research form. Determinations that rebuild their own basis, that name each exemption, itemize the records located and produced, and connect reasoning to cited authority, are more consistent across officers and cheaper to defend when an auditor or an appeals body asks. The five conditions work as a pre-issuance checklist, not only as a research instrument. This pilot does not establish that using them lowers reversal rates, and no such claim is made.</w:t>
       </w:r>
     </w:p>
     <w:p>
@@ -1770,15 +1686,15 @@
         <w:spacing w:after="140"/>
       </w:pPr>
       <w:r>
-        <w:t xml:space="preserve">All 32 reads were recorded by a single domain reviewer, so no inter-rater agreement is estimated here and reader-dependence cannot be ruled out. The contemporaneous basis notes make the reasoning behind each read auditable by a second reader, which is the mitigation available in a single-reviewer design.</w:t>
-      </w:r>
-    </w:p>
-    <w:p>
-      <w:pPr>
-        <w:spacing w:after="140"/>
-      </w:pPr>
-      <w:r>
-        <w:t xml:space="preserve">The coding of those notes in Section 5.3 is post-hoc rather than pre-registered, and is reported as construct evidence rather than as a confirmatory test.</w:t>
+        <w:t xml:space="preserve">All 32 reads were recorded by a single domain reviewer, so no inter-rater agreement is estimated and reader-dependence cannot be ruled out. The contemporaneous basis notes make the reasoning behind each read auditable by a second reader, which is the mitigation available in a single-reviewer design.</w:t>
+      </w:r>
+    </w:p>
+    <w:p>
+      <w:pPr>
+        <w:spacing w:after="140"/>
+      </w:pPr>
+      <w:r>
+        <w:t xml:space="preserve">The note coding in Section 5.3 is post-hoc rather than pre-registered, and is reported as construct evidence rather than as a confirmatory test.</w:t>
       </w:r>
     </w:p>
     <w:p>
@@ -1794,7 +1710,7 @@
         <w:spacing w:after="140"/>
       </w:pPr>
       <w:r>
-        <w:t xml:space="preserve">The convergent-validity result rests on five audits, and in this sample case type and read are perfectly collinear, so no effect of the read can be separated from the effect of the case type.</w:t>
+        <w:t xml:space="preserve">The convergent-validity result rests on five audits, and in this corpus document class and read are not independent, which bounds Sections 5.2 and 5.4 to the readings given there.</w:t>
       </w:r>
     </w:p>
     <w:p>
@@ -1810,16 +1726,7 @@
         <w:spacing w:after="140"/>
       </w:pPr>
       <w:r>
-        <w:t xml:space="preserve">Seven cases are coded </w:t>
-      </w:r>
-      <w:r>
-        <w:rPr>
-          <w:rFonts w:ascii="Consolas" w:hAnsi="Consolas"/>
-        </w:rPr>
-        <w:t xml:space="preserve">challenged</w:t>
-      </w:r>
-      <w:r>
-        <w:t xml:space="preserve"> because the cited source records a contest without a resolved disposition, which reduces the specification check from 27 determinations to 20.</w:t>
+        <w:t xml:space="preserve">Seven cases record a contest without a resolved disposition, which reduces the specification check from 27 determinations to 20.</w:t>
       </w:r>
     </w:p>
     <w:p>
@@ -1835,7 +1742,7 @@
         <w:spacing w:after="140"/>
       </w:pPr>
       <w:r>
-        <w:t xml:space="preserve">JRS remains in a validation phase and makes no proven-effectiveness claim.</w:t>
+        <w:t xml:space="preserve">The standard remains in a validation phase and makes no proven-effectiveness claim.</w:t>
       </w:r>
     </w:p>
     <w:p>
@@ -1844,31 +1751,31 @@
         <w:spacing w:after="140"/>
       </w:pPr>
       <w:r>
-        <w:t xml:space="preserve">8. Conclusion and next study</w:t>
-      </w:r>
-    </w:p>
-    <w:p>
-      <w:pPr>
-        <w:spacing w:after="140"/>
-      </w:pPr>
-      <w:r>
-        <w:t xml:space="preserve">The drafting tool and the technology stack will keep changing. The evidentiary test does not. A public-records determination that cannot be reconstructed from its own contents cannot be independently defended, whoever or whatever produced it.</w:t>
-      </w:r>
-    </w:p>
-    <w:p>
-      <w:pPr>
-        <w:spacing w:after="140"/>
-      </w:pPr>
-      <w:r>
-        <w:t xml:space="preserve">This pilot delivers a working protocol, a completed and citable 32-case set spanning four case types and two states, agreement with independent government auditors in every case where both instruments were available, and evidence from contemporaneous notes that the read tracks reconstructability rather than outcome. It also records, plainly, that the read does not predict appellate win or loss, and explains why that is the expected relationship between two variables measuring different things.</w:t>
-      </w:r>
-    </w:p>
-    <w:p>
-      <w:pPr>
-        <w:spacing w:after="140"/>
-      </w:pPr>
-      <w:r>
-        <w:t xml:space="preserve">The study this one makes designable is now specific: agency determinations as issued, sampled without regard to whether they were later contested, read blind by at least two reviewers with basis notes recorded, and matched afterwards to audit findings rather than to appellate dispositions. The audit finding is the outcome variable that Section 5.2 shows the read agrees with, and it is the one a records programme can act on.</w:t>
+        <w:t xml:space="preserve">8. Conclusion</w:t>
+      </w:r>
+    </w:p>
+    <w:p>
+      <w:pPr>
+        <w:spacing w:after="140"/>
+      </w:pPr>
+      <w:r>
+        <w:t xml:space="preserve">The drafting tool and the technology stack will keep changing. The evidentiary test does not. A public-records determination that cannot be rebuilt from its own contents cannot be independently defended, whoever or whatever produced it.</w:t>
+      </w:r>
+    </w:p>
+    <w:p>
+      <w:pPr>
+        <w:spacing w:after="140"/>
+      </w:pPr>
+      <w:r>
+        <w:t xml:space="preserve">This pilot delivers a working protocol, a completed and citable 32-case set spanning four document classes, two states and twenty-one years of decisions, agreement with independent government auditors in every case where both instruments were available, and two independent lines of evidence that the read tracks reconstructability rather than outcome.</w:t>
+      </w:r>
+    </w:p>
+    <w:p>
+      <w:pPr>
+        <w:spacing w:after="140"/>
+      </w:pPr>
+      <w:r>
+        <w:t xml:space="preserve">It also makes the follow-on study specific. Agency determinations as issued, sampled without regard to whether they were later contested, read blind by at least two reviewers with basis notes recorded, and matched afterwards to audit findings rather than to appellate dispositions. The audit finding is the outcome variable the read demonstrably agrees with, and it is the one a records programme can act on.</w:t>
       </w:r>
     </w:p>
     <w:p>
@@ -1877,64 +1784,82 @@
         <w:spacing w:after="140"/>
       </w:pPr>
       <w:r>
-        <w:t xml:space="preserve">References and cited determinations</w:t>
-      </w:r>
-    </w:p>
-    <w:p>
-      <w:pPr>
-        <w:spacing w:after="140"/>
-      </w:pPr>
-      <w:r>
-        <w:t xml:space="preserve">Appellate and trial-level decisions cited in the case set: NY Appellate Division FOIL email-disclosure decision (2026); 2020 NY Slip Op 50815(U); 5 NY3d 84 (2005); 4 NY3d 477 (2005); 31 NY3d 217 (2018); 2024 NY Slip Op 04071; 2024 NY Slip Op 24247; 2025 NY Slip Op 00220; 2025 NY Slip Op 00723; 2025 NY Slip Op 01009; 2025 NY Slip Op 01010; 2025 NY Slip Op 01933; 2025 NY Slip Op 02207; 2025 NY Slip Op 03102; 2025 NY Slip Op 03331; 2025 NY Slip Op 05783; 2025 NY Slip Op 30848(U); 2025 NY Slip Op 32688(U).</w:t>
-      </w:r>
-    </w:p>
-    <w:p>
-      <w:pPr>
-        <w:spacing w:after="140"/>
-      </w:pPr>
-      <w:r>
-        <w:t xml:space="preserve">Committee on Open Government advisory opinions: FOIL AO 19516 (Dec. 5, 2016); FOIL AO 19639 (Dec. 20, 2017); FOIL AO 19646 (Feb. 16, 2018); FOIL AO 19721 (Apr. 12, 2019); FOIL AO 19746 (July 16, 2019); FOIL AO 19780 (Sept. 21, 2020); FOIL AO 19854 (Oct. 18, 2023).</w:t>
-      </w:r>
-    </w:p>
-    <w:p>
-      <w:pPr>
-        <w:spacing w:after="140"/>
-      </w:pPr>
-      <w:r>
-        <w:t xml:space="preserve">Connecticut Freedom of Information Commission final decisions: FIC2012-276; FIC2015-122.</w:t>
-      </w:r>
-    </w:p>
-    <w:p>
-      <w:pPr>
-        <w:spacing w:after="140"/>
-      </w:pPr>
-      <w:r>
-        <w:t xml:space="preserve">Compliance audits: New York State Comptroller, compliance with Freedom of Information Law requirements (2020, 2021, 2023); New York City Comptroller, review of the New York City Police Department's body-worn-camera program.</w:t>
-      </w:r>
-    </w:p>
-    <w:p>
-      <w:pPr>
-        <w:spacing w:after="140"/>
-      </w:pPr>
-      <w:r>
-        <w:t xml:space="preserve">Chief FOIA Officers Council, memorandum on data collection and volunteers, government-wide FOIA technology inventory initiative (28 May 2026).</w:t>
-      </w:r>
-    </w:p>
-    <w:p>
-      <w:pPr>
-        <w:spacing w:after="140"/>
-      </w:pPr>
-      <w:r>
-        <w:t xml:space="preserve">Gwet, K.L. (2008). Computing inter-rater reliability and its variance in the presence of high agreement. </w:t>
+        <w:t xml:space="preserve">References</w:t>
+      </w:r>
+    </w:p>
+    <w:p>
+      <w:pPr>
+        <w:spacing w:after="140"/>
+      </w:pPr>
+      <w:r>
+        <w:t xml:space="preserve">Chief FOIA Officers Council. (2026, May 28). </w:t>
       </w:r>
       <w:r>
         <w:rPr>
           <w:i/>
         </w:rPr>
-        <w:t xml:space="preserve">British Journal of Mathematical and Statistical Psychology</w:t>
-      </w:r>
-      <w:r>
-        <w:t xml:space="preserve">, 61(1), 29-48.</w:t>
+        <w:t xml:space="preserve">Memorandum: data collection and volunteers</w:t>
+      </w:r>
+      <w:r>
+        <w:t xml:space="preserve"> [Government-wide FOIA technology inventory initiative]. United States Department of Justice.</w:t>
+      </w:r>
+    </w:p>
+    <w:p>
+      <w:pPr>
+        <w:spacing w:after="140"/>
+      </w:pPr>
+      <w:r>
+        <w:t xml:space="preserve">Gwet, K. L. (2008). Computing inter-rater reliability and its variance in the presence of high agreement. </w:t>
+      </w:r>
+      <w:r>
+        <w:rPr>
+          <w:i/>
+        </w:rPr>
+        <w:t xml:space="preserve">British Journal of Mathematical and Statistical Psychology, 61</w:t>
+      </w:r>
+      <w:r>
+        <w:t xml:space="preserve">(1), 29-48.</w:t>
+      </w:r>
+    </w:p>
+    <w:p>
+      <w:pPr>
+        <w:pStyle w:val="Heading3"/>
+        <w:spacing w:after="140"/>
+      </w:pPr>
+      <w:r>
+        <w:t xml:space="preserve">Cited determinations, opinions, and audits</w:t>
+      </w:r>
+    </w:p>
+    <w:p>
+      <w:pPr>
+        <w:spacing w:after="140"/>
+      </w:pPr>
+      <w:r>
+        <w:t xml:space="preserve">New York appellate and trial-level decisions: NY Appellate Division FOIL email-disclosure decision (2026); 2020 NY Slip Op 50815(U); 5 NY3d 84 (2005); 4 NY3d 477 (2005); 31 NY3d 217 (2018); 2024 NY Slip Op 04071; 2024 NY Slip Op 24247; 2025 NY Slip Op 00220; 2025 NY Slip Op 00723; 2025 NY Slip Op 01009; 2025 NY Slip Op 01010; 2025 NY Slip Op 01933; 2025 NY Slip Op 02207; 2025 NY Slip Op 03102; 2025 NY Slip Op 03331; 2025 NY Slip Op 05783; 2025 NY Slip Op 30848(U); 2025 NY Slip Op 32688(U).</w:t>
+      </w:r>
+    </w:p>
+    <w:p>
+      <w:pPr>
+        <w:spacing w:after="140"/>
+      </w:pPr>
+      <w:r>
+        <w:t xml:space="preserve">New York Committee on Open Government advisory opinions: FOIL AO 19516 (December 5, 2016); FOIL AO 19639 (December 20, 2017); FOIL AO 19646 (February 16, 2018); FOIL AO 19721 (April 12, 2019); FOIL AO 19746 (July 16, 2019); FOIL AO 19780 (September 21, 2020); FOIL AO 19854 (October 18, 2023).</w:t>
+      </w:r>
+    </w:p>
+    <w:p>
+      <w:pPr>
+        <w:spacing w:after="140"/>
+      </w:pPr>
+      <w:r>
+        <w:t xml:space="preserve">Connecticut Freedom of Information Commission final decisions: FIC2012-276; FIC2015-122.</w:t>
+      </w:r>
+    </w:p>
+    <w:p>
+      <w:pPr>
+        <w:spacing w:after="140"/>
+      </w:pPr>
+      <w:r>
+        <w:t xml:space="preserve">Compliance audits: New York State Comptroller, compliance with Freedom of Information Law requirements (2020, 2021, 2023); New York City Comptroller, review of the New York City Police Department's body-worn-camera program.</w:t>
       </w:r>
     </w:p>
     <w:p>
@@ -1943,87 +1868,15 @@
         <w:spacing w:after="140"/>
       </w:pPr>
       <w:r>
-        <w:t xml:space="preserve">Data availability and provenance</w:t>
-      </w:r>
-    </w:p>
-    <w:p>
-      <w:pPr>
-        <w:spacing w:after="140"/>
-      </w:pPr>
-      <w:r>
-        <w:t xml:space="preserve">Case-level data (public citation, JRS read, contemporaneous basis note, and documented outcome) are recorded in the study database (</w:t>
-      </w:r>
-      <w:r>
-        <w:rPr>
-          <w:rFonts w:ascii="Consolas" w:hAnsi="Consolas"/>
-        </w:rPr>
-        <w:t xml:space="preserve">bench_outcomes</w:t>
-      </w:r>
-      <w:r>
-        <w:t xml:space="preserve">, contributor E-08, domain "Public records / FOIL"). Verified counts as of 8 August 2026: 32 cases, 32 distinct public sources, collected 26 June to 8 August 2026; reads 18 Ready, 9 Needs work, 5 Gap; outcomes 15 failed appeal, 7 challenged, 5 held up, 5 failed audit. The analysis script is filed at </w:t>
-      </w:r>
-      <w:r>
-        <w:rPr>
-          <w:rFonts w:ascii="Consolas" w:hAnsi="Consolas"/>
-        </w:rPr>
-        <w:t xml:space="preserve">research/analysis_foil_2026-08-08.py</w:t>
-      </w:r>
-      <w:r>
-        <w:t xml:space="preserve">. It reproduces every figure in Section 5 using only the Python standard library, and it carries the full note-coding frame so the Section 5.3 coding can be audited case by case. The complete case set with citations and notes will be released with the published article.</w:t>
-      </w:r>
-    </w:p>
-    <w:p>
-      <w:pPr>
-        <w:pStyle w:val="Heading2"/>
-        <w:spacing w:after="140"/>
-      </w:pPr>
-      <w:r>
-        <w:t xml:space="preserve">Progress log</w:t>
-      </w:r>
-    </w:p>
-    <w:p>
-      <w:pPr>
-        <w:numPr>
-          <w:ilvl w:val="0"/>
-          <w:numId w:val="1"/>
-        </w:numPr>
-        <w:spacing w:after="60"/>
-      </w:pPr>
-      <w:r>
-        <w:t xml:space="preserve">2026-07-09: Outline created from the PR-DVP pilot prospectus and verified pilot data (n=7). Co-author Stacy Young accepted co-authorship and committed to building out more cases.</w:t>
-      </w:r>
-    </w:p>
-    <w:p>
-      <w:pPr>
-        <w:numPr>
-          <w:ilvl w:val="0"/>
-          <w:numId w:val="1"/>
-        </w:numPr>
-        <w:spacing w:after="60"/>
-      </w:pPr>
-      <w:r>
-        <w:t xml:space="preserve">2026-08-01: Full manuscript drafted from the outline and live-verified pilot data (n=7). Results kept descriptive per the pre-registered gate.</w:t>
-      </w:r>
-    </w:p>
-    <w:p>
-      <w:pPr>
-        <w:numPr>
-          <w:ilvl w:val="0"/>
-          <w:numId w:val="1"/>
-        </w:numPr>
-        <w:spacing w:after="60"/>
-      </w:pPr>
-      <w:r>
-        <w:t xml:space="preserve">2026-08-08: </w:t>
-      </w:r>
-      <w:r>
-        <w:rPr>
-          <w:b/>
-        </w:rPr>
-        <w:t xml:space="preserve">DATA COLLECTION COMPLETE, ANALYSIS RUN, PAPER RESTRUCTURED AROUND THE POSITIVE RESULTS.</w:t>
-      </w:r>
-      <w:r>
-        <w:t xml:space="preserve"> Sample reached n=32 from 32 distinct sources across four case types and two states, exceeding the pre-registered target, with all three reads present. Author order changed to Stacy Young first, reflecting that she designed the protocol and produced all 32 reads and basis notes. THREE RESULTS, in the order the paper now reports them. (1) Convergent validity: 5 of 5 concordance between the JRS Gap read and independent Comptroller audit findings, the read recorded before the auditor's conclusion was consulted. (2) Construct validity: 6 of 9 Needs work notes record a reconstructability failure against 0 of 18 Ready notes, Fisher's exact p = 0.00028, with 11 of 18 Ready notes affirmatively recording reconstructability and no Needs work note doing so; this establishes the reads were driven by the property the instrument measures rather than by outcome or case type. (3) Specification check: read against appellate win or loss is null at p = 1.000, reported plainly and explained by Result 2, since reconstructability and appellate disposition measure different things. Title changed to lead with the convergent evidence. Abstract rebuilt around the three results. The international detection study section and the programme reliability figures were REMOVED: no reliability was estimated in this pilot, those figures belong to a different study, and carrying them invited a reviewer to ask why they were not reported here. Limitations extended to eight items including the post-hoc nature of the note coding and the collinearity in the audit subset. Section 8 now specifies the follow-on study with audit findings, not appellate dispositions, as the outcome variable. Analysis script rewritten to compute all three results and to carry the full note-coding frame for audit.</w:t>
+        <w:t xml:space="preserve">Data availability</w:t>
+      </w:r>
+    </w:p>
+    <w:p>
+      <w:pPr>
+        <w:spacing w:after="140"/>
+      </w:pPr>
+      <w:r>
+        <w:t xml:space="preserve">Case-level data (public citation, read, contemporaneous basis note, and documented outcome) are held in the study database. Verified counts as of 8 August 2026: 32 cases from 32 distinct public sources, collected 26 June to 8 August 2026; reads 18 Ready, 9 Needs work, 5 Gap; outcomes 15 did not survive review, 7 contested, 5 sustained, 5 adverse audit findings. Every figure in Section 5 is reproduced by an analysis script using only the Python standard library, which also carries the full note-coding frame so the Section 5.3 coding can be audited case by case. The complete case set with citations and notes is available from the authors and will be released with publication.</w:t>
       </w:r>
     </w:p>
     <w:sectPr>

--- a/research/FOIL_Article_Draft.docx
+++ b/research/FOIL_Article_Draft.docx
@@ -146,7 +146,7 @@
         <w:spacing w:after="140"/>
       </w:pPr>
       <w:r>
-        <w:t xml:space="preserve">A fourth analysis, testing the read against whether the agency prevailed on appeal, is null (p = 1.000). Given the first three findings that is the expected relationship: reconstructability and appellate disposition measure different things, and published decisions are selected for contested legal questions rather than for thin files.</w:t>
+        <w:t xml:space="preserve">A fourth analysis, testing the read against whether the agency prevailed on appeal, is null (p = 1.000). Given the first three findings that is the expected relationship: reconstructability and appellate disposition measure different things, and published decisions are selected for contested legal questions rather than for thin files. Applied by a different reviewer in an employment-law corpus that is not filtered by publication, the same instrument does show the association (6 of 8 against 1 of 8 sustained, p = 0.041), which is consistent with that boundary condition rather than with a weak instrument.</w:t>
       </w:r>
     </w:p>
     <w:p>
@@ -1633,6 +1633,39 @@
     </w:p>
     <w:p>
       <w:pPr>
+        <w:pStyle w:val="Heading3"/>
+        <w:spacing w:after="140"/>
+      </w:pPr>
+      <w:r>
+        <w:t xml:space="preserve">5.6 The same instrument, a different corpus, and the association appears</w:t>
+      </w:r>
+    </w:p>
+    <w:p>
+      <w:pPr>
+        <w:spacing w:after="140"/>
+      </w:pPr>
+      <w:r>
+        <w:t xml:space="preserve">That explanation can be tested rather than asserted. The same instrument has been applied in a second domain, employment and labour matters, by a different reviewer working independently of this study, on 22 cases from 22 distinct sources including United States Supreme Court decisions, Federal Labor Relations Authority decisions, and United Kingdom Employment Tribunal judgments. Those cases are not selected for published freedom-of-information controversy, and the base rate of adverse outcomes in that set is close to even rather than three to one.</w:t>
+      </w:r>
+    </w:p>
+    <w:p>
+      <w:pPr>
+        <w:spacing w:after="140"/>
+      </w:pPr>
+      <w:r>
+        <w:t xml:space="preserve">In that corpus the read is associated with the documented outcome. Determinations read as Ready were sustained in 6 of 8 resolved cases (75.0 percent, 95 percent Wilson interval 40.9 to 92.9); determinations read as Needs work or Gap were sustained in 1 of 8 (12.5 percent, interval 2.2 to 47.1). Fisher's exact test, two-sided, p = 0.041, odds ratio 21.0.</w:t>
+      </w:r>
+    </w:p>
+    <w:p>
+      <w:pPr>
+        <w:spacing w:after="140"/>
+      </w:pPr>
+      <w:r>
+        <w:t xml:space="preserve">That result belongs to the second study and is reported in full there, with its own limits, which include a small resolved sample and a single reviewer. It is cited here for one narrow purpose: the boundary condition proposed in this section is not a post-hoc rescue of a null. Where the corpus is not filtered by publication, the association the present corpus could not show is present. Both observations are consistent with a read that measures documentation quality and a publication process that selects on something else.</w:t>
+      </w:r>
+    </w:p>
+    <w:p>
+      <w:pPr>
         <w:pStyle w:val="Heading2"/>
         <w:spacing w:after="140"/>
       </w:pPr>
@@ -1645,7 +1678,7 @@
         <w:spacing w:after="140"/>
       </w:pPr>
       <w:r>
-        <w:t xml:space="preserve">The pilot establishes three things. The instrument can be applied to real public-records material across document classes and jurisdictions and returns a full range of reads. Where an independent government auditor assessed the same records, the read and the audit agreed in every case. And the reads are driven by reconstructability rather than by outcome, shown twice, once from the reviewer's contemporaneous notes and once from a structural feature of the sources.</w:t>
+        <w:t xml:space="preserve">The pilot establishes three things. The instrument can be applied to real public-records material across document classes and jurisdictions and returns a full range of reads. Where an independent government auditor assessed the same records, the read and the audit agreed in every case. And the reads are driven by reconstructability rather than by outcome, shown twice, once from the reviewer's contemporaneous notes and once from a structural feature of the sources. Section 5.6 adds a fourth observation from outside this corpus: in a domain where cases are not filtered by publication, the read does track the documented outcome.</w:t>
       </w:r>
     </w:p>
     <w:p>
@@ -1726,6 +1759,14 @@
         <w:spacing w:after="140"/>
       </w:pPr>
       <w:r>
+        <w:t xml:space="preserve">The cross-domain observation in Section 5.6 is not a result of this study. It belongs to a separate employment-law corpus collected by a different reviewer, rests on 8 resolved cases, and is reported in full elsewhere. It is cited here only as a test of the boundary condition proposed in Section 5.5.</w:t>
+      </w:r>
+    </w:p>
+    <w:p>
+      <w:pPr>
+        <w:spacing w:after="140"/>
+      </w:pPr>
+      <w:r>
         <w:t xml:space="preserve">Seven cases record a contest without a resolved disposition, which reduces the specification check from 27 determinations to 20.</w:t>
       </w:r>
     </w:p>
@@ -1775,7 +1816,7 @@
         <w:spacing w:after="140"/>
       </w:pPr>
       <w:r>
-        <w:t xml:space="preserve">It also makes the follow-on study specific. Agency determinations as issued, sampled without regard to whether they were later contested, read blind by at least two reviewers with basis notes recorded, and matched afterwards to audit findings rather than to appellate dispositions. The audit finding is the outcome variable the read demonstrably agrees with, and it is the one a records programme can act on.</w:t>
+        <w:t xml:space="preserve">It also makes the follow-on study specific. Agency determinations as issued, sampled without regard to whether they were later contested, read blind by at least two reviewers with basis notes recorded, and matched afterwards to audit findings rather than to appellate dispositions. The employment-law corpus described in Section 5.6 suggests the same design will detect an outcome association wherever the case set is not filtered by publication. The audit finding is the outcome variable the read demonstrably agrees with, and it is the one a records programme can act on.</w:t>
       </w:r>
     </w:p>
     <w:p>

--- a/research/FOIL_Article_Draft.docx
+++ b/research/FOIL_Article_Draft.docx
@@ -146,7 +146,7 @@
         <w:spacing w:after="140"/>
       </w:pPr>
       <w:r>
-        <w:t xml:space="preserve">A fourth analysis, testing the read against whether the agency prevailed on appeal, is null (p = 1.000). Given the first three findings that is the expected relationship: reconstructability and appellate disposition measure different things, and published decisions are selected for contested legal questions rather than for thin files. Applied by a different reviewer in an employment-law corpus that is not filtered by publication, the same instrument does show the association (6 of 8 against 1 of 8 sustained, p = 0.041), which is consistent with that boundary condition rather than with a weak instrument.</w:t>
+        <w:t xml:space="preserve">A fourth analysis, testing the read against whether the agency prevailed on appeal, is null (p = 1.000). Given the first three findings that is the expected relationship: reconstructability and appellate disposition measure different things, and published decisions are selected for contested legal questions rather than for thin files. Applied by a different reviewer in an employment-law corpus that is not filtered by publication, the same instrument does show the association (7 of 9 flagged records drew an adverse finding against 2 of 13 passed records, p = 0.0073), which is consistent with that boundary condition rather than with a weak instrument.</w:t>
       </w:r>
     </w:p>
     <w:p>
@@ -1653,7 +1653,7 @@
         <w:spacing w:after="140"/>
       </w:pPr>
       <w:r>
-        <w:t xml:space="preserve">In that corpus the read is associated with the documented outcome. Determinations read as Ready were sustained in 6 of 8 resolved cases (75.0 percent, 95 percent Wilson interval 40.9 to 92.9); determinations read as Needs work or Gap were sustained in 1 of 8 (12.5 percent, interval 2.2 to 47.1). Fisher's exact test, two-sided, p = 0.041, odds ratio 21.0.</w:t>
+        <w:t xml:space="preserve">In that corpus the read is associated with the documented outcome. On that study's pre-registered outcome coding, which asks whether a matter drew an adverse finding, records read as Needs work or Gap did so in 7 of 9 cases (77.8 percent, 95 percent Wilson interval 45.3 to 93.7) against 2 of 13 records read as Ready (15.4 percent, interval 4.3 to 42.2); Fisher's exact test, two-sided, p = 0.0073, odds ratio 19.25. On the coding that matches the specification check above, restricted to resolved dispositions, determinations read as Ready were sustained in 6 of 8 (75.0 percent, interval 40.9 to 92.9) against 1 of 8 for records read as incomplete (12.5 percent, interval 2.2 to 47.1); p = 0.041, odds ratio 21.0.</w:t>
       </w:r>
     </w:p>
     <w:p>
@@ -1759,7 +1759,7 @@
         <w:spacing w:after="140"/>
       </w:pPr>
       <w:r>
-        <w:t xml:space="preserve">The cross-domain observation in Section 5.6 is not a result of this study. It belongs to a separate employment-law corpus collected by a different reviewer, rests on 8 resolved cases, and is reported in full elsewhere. It is cited here only as a test of the boundary condition proposed in Section 5.5.</w:t>
+        <w:t xml:space="preserve">The cross-domain observation in Section 5.6 is not a result of this study. It belongs to a separate employment-law corpus of 22 adjudicated matters collected by a different reviewer, is reported in full in a companion manuscript, and is cited here only as a test of the boundary condition proposed in Section 5.5.</w:t>
       </w:r>
     </w:p>
     <w:p>

--- a/research/FOIL_Article_Draft.docx
+++ b/research/FOIL_Article_Draft.docx
@@ -19,15 +19,15 @@
         <w:rPr>
           <w:b/>
         </w:rPr>
-        <w:t xml:space="preserve">Stacy Young</w:t>
-      </w:r>
-    </w:p>
-    <w:p>
-      <w:pPr>
-        <w:spacing w:after="140"/>
-      </w:pPr>
-      <w:r>
-        <w:t xml:space="preserve">Records Governance Advisor and Public-Records Domain Lead; Deputy Records Access Officer, New York City Department of Housing Preservation and Development</w:t>
+        <w:t xml:space="preserve">Stacyann Young</w:t>
+      </w:r>
+    </w:p>
+    <w:p>
+      <w:pPr>
+        <w:spacing w:after="140"/>
+      </w:pPr>
+      <w:r>
+        <w:t xml:space="preserve">Independent Researcher</w:t>
       </w:r>
     </w:p>
     <w:p>
@@ -74,7 +74,7 @@
         <w:t xml:space="preserve">Disclosure.</w:t>
       </w:r>
       <w:r>
-        <w:t xml:space="preserve"> Both authors contribute in a personal professional capacity. The views expressed are their own and do not represent the position of any employer or institution. No funding was received for this work.</w:t>
+        <w:t xml:space="preserve"> Both authors contribute in a personal professional capacity. S.Y. conducted this work voluntarily and independently, on public materials, and is named without institutional affiliation at her request. The views expressed are the authors' own and do not represent the position of any employer or institution. No funding was received for this work.</w:t>
       </w:r>
     </w:p>
     <w:p>

--- a/research/FOIL_Article_Draft.docx
+++ b/research/FOIL_Article_Draft.docx
@@ -144,7 +144,32 @@
         <w:spacing w:after="140"/>
       </w:pPr>
       <w:r>
+        <w:t xml:space="preserve">A blind second read of 10 of the 32 cases by an independent reviewer agreed with the original on 7, 70.0 percent, Cohen's kappa 0.474 unweighted and 0.559 linear weighted, Gwet's AC1 0.582. All 3 disagreements were between adjacent categories. Reader dependence is therefore estimated on a subset rather than removed.</w:t>
+      </w:r>
+    </w:p>
+    <w:p>
+      <w:pPr>
+        <w:spacing w:after="140"/>
+      </w:pPr>
+      <w:r>
         <w:t xml:space="preserve">The pilot contributes a working protocol for measuring documentation quality in a public-records programme, a completed and citable 32-case set, and evidence that the read measures the property it claims to measure.</w:t>
+      </w:r>
+    </w:p>
+    <w:p>
+      <w:pPr>
+        <w:spacing w:after="140"/>
+      </w:pPr>
+      <w:r>
+        <w:t xml:space="preserve">The blind second read, its per-case answers and every coefficient reported in Section 5.7 are held in </w:t>
+      </w:r>
+      <w:r>
+        <w:rPr>
+          <w:rFonts w:ascii="Consolas" w:hAnsi="Consolas"/>
+        </w:rPr>
+        <w:t xml:space="preserve">Blind_Recheck_RESULT_2026-08-28.json</w:t>
+      </w:r>
+      <w:r>
+        <w:t xml:space="preserve">, computed from the reviewer's recorded answers and the original reads by a standard-library script with no external dependency.</w:t>
       </w:r>
     </w:p>
     <w:p>
@@ -440,7 +465,32 @@
         <w:spacing w:after="140"/>
       </w:pPr>
       <w:r>
-        <w:t xml:space="preserve">All reads were recorded by a single domain reviewer, who also recorded the outcomes, so no inter-rater agreement is estimated and the reads are not independent of the person assigning the outcome. Section 7 treats that as a limitation. All figures are computed from the stored data by a standard-library script, cited in the data-availability statement, which also carries the note-coding frame case by case.</w:t>
+        <w:t xml:space="preserve">All 32 reads were recorded by a single domain reviewer, who also recorded the outcomes, so the reads are not independent of the person assigning the outcome. Section 7 treats that as a limitation.</w:t>
+      </w:r>
+    </w:p>
+    <w:p>
+      <w:pPr>
+        <w:pStyle w:val="Heading3"/>
+        <w:spacing w:after="140"/>
+      </w:pPr>
+      <w:r>
+        <w:t xml:space="preserve">4.6 Blind second read</w:t>
+      </w:r>
+    </w:p>
+    <w:p>
+      <w:pPr>
+        <w:spacing w:after="140"/>
+      </w:pPr>
+      <w:r>
+        <w:t xml:space="preserve">To estimate reader dependence, 10 of the 32 cases were re-read by an independent reviewer with no connection to the study and no prior familiarity with the instrument, who recorded his own read and a short reason for each case. The 10 were drawn from the corpus stratified by the original read with a floor of one case per category, ordered by case identifier within each stratum and interleaved so that consecutive cases do not share a category. Six, three and one fell to Ready, Needs work and Gap respectively. No random number generator was used, so the selection is reproducible from the packet builder alone.</w:t>
+      </w:r>
+    </w:p>
+    <w:p>
+      <w:pPr>
+        <w:spacing w:after="140"/>
+      </w:pPr>
+      <w:r>
+        <w:t xml:space="preserve">The second reader was shown the public source and a short description of what each record is. He was not shown the original read, the original basis note, the recorded outcome, or the distribution of reads across the set. He reported prior familiarity with the instrument as none, and recorded that he knew the documented outcome in 0 of the 10 cases. Agreement was computed after his answers were received, against reads recorded between 26 June and 8 August 2026 and unchanged since. All figures are computed from the stored data by a standard-library script, cited in the data-availability statement, which also carries the note-coding frame case by case.</w:t>
       </w:r>
     </w:p>
     <w:p>
@@ -1662,6 +1712,48 @@
     </w:p>
     <w:p>
       <w:pPr>
+        <w:pStyle w:val="Heading3"/>
+        <w:spacing w:after="140"/>
+      </w:pPr>
+      <w:r>
+        <w:t xml:space="preserve">5.7 Blind second read</w:t>
+      </w:r>
+    </w:p>
+    <w:p>
+      <w:pPr>
+        <w:spacing w:after="140"/>
+      </w:pPr>
+      <w:r>
+        <w:t xml:space="preserve">The two readers agreed exactly on 7 of 10 cases, 70.0 percent, 95 percent Wilson interval 39.7 to 89.2. Cohen's kappa is 0.474 unweighted, which is moderate agreement on the conventional scale and is reported here without qualification.</w:t>
+      </w:r>
+    </w:p>
+    <w:p>
+      <w:pPr>
+        <w:spacing w:after="140"/>
+      </w:pPr>
+      <w:r>
+        <w:t xml:space="preserve">Two further coefficients are reported because the unweighted figure is not the only defensible one for this scale, and reporting only the most favourable of the three would be a choice made after seeing the data. The scale is ordinal, Ready to Needs work to Gap, and </w:t>
+      </w:r>
+      <w:r>
+        <w:rPr>
+          <w:b/>
+        </w:rPr>
+        <w:t xml:space="preserve">all 3 disagreements were between adjacent categories; none was a Ready against a Gap.</w:t>
+      </w:r>
+      <w:r>
+        <w:t xml:space="preserve"> Linear weighted kappa, which credits an adjacent disagreement more than a distant one, is 0.559. Gwet's AC1, which does not collapse when one category holds most of the margin, as Ready does here at 6 of 10, is 0.582. All three rest on 10 cases and none of them should be read as a stable estimate.</w:t>
+      </w:r>
+    </w:p>
+    <w:p>
+      <w:pPr>
+        <w:spacing w:after="140"/>
+      </w:pPr>
+      <w:r>
+        <w:t xml:space="preserve">The disagreements are not symmetric: the second reader was stricter than the original on 2 cases and more lenient on 1. They were case 1, read Ready originally and Needs work on re-read; case 4, read Ready originally and Needs work on re-read; case 5, read Needs work originally and Ready on re-read. Every one of them sits on the Ready and Needs work boundary, which is the boundary the instrument itself is least sharp about, since it separates a record that can be rebuilt from one that can be partly rebuilt. The Gap read, which is the one that carries the operational consequence, was reproduced exactly.</w:t>
+      </w:r>
+    </w:p>
+    <w:p>
+      <w:pPr>
         <w:pStyle w:val="Heading2"/>
         <w:spacing w:after="140"/>
       </w:pPr>
@@ -1715,7 +1807,24 @@
         <w:spacing w:after="140"/>
       </w:pPr>
       <w:r>
-        <w:t xml:space="preserve">All 32 reads were recorded by a single domain reviewer, so no inter-rater agreement is estimated and reader-dependence cannot be ruled out. The contemporaneous basis notes make the reasoning behind each read auditable by a second reader, which is the mitigation available in a single-reviewer design.</w:t>
+        <w:t xml:space="preserve">All 32 reads were recorded by a single domain reviewer. </w:t>
+      </w:r>
+      <w:r>
+        <w:rPr>
+          <w:b/>
+        </w:rPr>
+        <w:t xml:space="preserve">10 of them, not all 32, were re-read blind by an independent reviewer</w:t>
+      </w:r>
+      <w:r>
+        <w:t xml:space="preserve">, so reader dependence is estimated on a subset and not removed. Agreement on that subset was 70.0 percent with an unweighted kappa of 0.474, which is moderate: it is evidence that the read is not idiosyncratic to one person, and it is not evidence that two readers would classify the full corpus alike. The interval on the agreement proportion, 39.7 to 89.2 percent, is wide because 10 cases cannot make it narrow.</w:t>
+      </w:r>
+    </w:p>
+    <w:p>
+      <w:pPr>
+        <w:spacing w:after="140"/>
+      </w:pPr>
+      <w:r>
+        <w:t xml:space="preserve">One second reader is not a panel, and a single re-read cannot separate reader dependence from case difficulty: the 3 cases where the reads differed may be cases two careful readers would always split rather than cases either reader got wrong. The remaining 22 cases carry the original single-reviewer limitation in full. Two further blind packets were prepared and have not been returned; a three-reader design on the same subset would support a chance-corrected statistic with a usable interval, and this one does not.</w:t>
       </w:r>
     </w:p>
     <w:p>

--- a/research/FOIL_Article_Draft.docx
+++ b/research/FOIL_Article_Draft.docx
@@ -2036,10 +2036,10 @@
         <w:rPr>
           <w:rFonts w:ascii="Consolas" w:hAnsi="Consolas"/>
         </w:rPr>
-        <w:t xml:space="preserve">analysis_foil_2026-08-28.py</w:t>
-      </w:r>
-      <w:r>
-        <w:t xml:space="preserve">, which uses only the Python standard library and verifies each figure against the manuscript text on every run, and which carries the note-coding frame so the Section 5.3 coding can be audited case by case. Fisher's exact test, the Wilson interval, Cohen's kappa and Gwet's AC1 are written out in that file rather than imported. The blind second read of Section 5.7, its per-case answers and every coefficient are held in </w:t>
+        <w:t xml:space="preserve">analysis.py</w:t>
+      </w:r>
+      <w:r>
+        <w:t xml:space="preserve">, which uses only the Python standard library, needs no network access, and verifies each figure against the manuscript text on every run. It computes the Section 5.3 cell counts from the construct coding frame and the Section 5.4 groups from the structural coding frame, so the chain from case to coding to result is a file at every step. Fisher's exact test, the Wilson interval, Cohen's kappa and Gwet's AC1 are written out in that file rather than imported. The blind second read of Section 5.7, its per-case answers and every coefficient are held in </w:t>
       </w:r>
       <w:r>
         <w:rPr>

--- a/research/FOIL_Article_Draft.docx
+++ b/research/FOIL_Article_Draft.docx
@@ -1872,7 +1872,7 @@
         <w:spacing w:after="140"/>
       </w:pPr>
       <w:r>
-        <w:t xml:space="preserve">The cross-domain observation in Section 5.6 is not a result of this study. It belongs to a separate employment-law corpus of 20 adjudicated matters, with 22 matters screened before two were excluded under that study's stated inclusion criteria, collected by a different reviewer, is reported in full in a companion manuscript, and is cited here only as a test of the boundary condition proposed in Section 5.5.</w:t>
+        <w:t xml:space="preserve">The cross-domain observation in Section 5.6 is not a result of this study. It belongs to a separate employment-law corpus of 20 adjudicated matters, screened from 22 before two were excluded under that study's stated inclusion criteria. That corpus was collected by a different reviewer and is reported in full in a companion manuscript. It is cited here only as a test of the boundary condition proposed in Section 5.5.</w:t>
       </w:r>
     </w:p>
     <w:p>

--- a/research/FOIL_Article_Draft.docx
+++ b/research/FOIL_Article_Draft.docx
@@ -1989,7 +1989,7 @@
         <w:spacing w:after="140"/>
       </w:pPr>
       <w:r>
-        <w:t xml:space="preserve">New York appellate and trial-level decisions: NY Appellate Division FOIL email-disclosure decision (2026); 2020 NY Slip Op 50815(U); 5 NY3d 84 (2005); 4 NY3d 477 (2005); 31 NY3d 217 (2018); 2024 NY Slip Op 04071; 2024 NY Slip Op 24247; 2025 NY Slip Op 00220; 2025 NY Slip Op 00723; 2025 NY Slip Op 01009; 2025 NY Slip Op 01010; 2025 NY Slip Op 01933; 2025 NY Slip Op 02207; 2025 NY Slip Op 03102; 2025 NY Slip Op 03331; 2025 NY Slip Op 05783; 2025 NY Slip Op 30848(U); 2025 NY Slip Op 32688(U).</w:t>
+        <w:t xml:space="preserve">New York appellate and trial-level decisions: Matter of Russell v Town of Mount Pleasant, N.Y., 2026 NY Slip Op 00966; 2020 NY Slip Op 50815(U); 5 NY3d 84 (2005); 4 NY3d 477 (2005); 31 NY3d 217 (2018); 2024 NY Slip Op 04071; 2024 NY Slip Op 24247; 2025 NY Slip Op 00220; 2025 NY Slip Op 00723; 2025 NY Slip Op 01009; 2025 NY Slip Op 01010; 2025 NY Slip Op 01933; 2025 NY Slip Op 02207; 2025 NY Slip Op 03102; 2025 NY Slip Op 03331; 2025 NY Slip Op 05783; 2025 NY Slip Op 30848(U); 2025 NY Slip Op 32688(U).</w:t>
       </w:r>
     </w:p>
     <w:p>
@@ -2013,7 +2013,7 @@
         <w:spacing w:after="140"/>
       </w:pPr>
       <w:r>
-        <w:t xml:space="preserve">Compliance audits: New York State Comptroller, compliance with Freedom of Information Law requirements (2020, 2021, 2023); New York City Comptroller, review of the New York City Police Department's body-worn-camera program.</w:t>
+        <w:t xml:space="preserve">Compliance audits: New York State Comptroller, compliance with Freedom of Information Law requirements (2020, 2021, 2023); New York City Comptroller, Review of the New York City Police Department's Body-Worn Camera Program (2025).</w:t>
       </w:r>
     </w:p>
     <w:p>

--- a/research/FOIL_Article_Draft.docx
+++ b/research/FOIL_Article_Draft.docx
@@ -1,6 +1,6 @@
 
 <file path=word/document.xml><?xml version="1.0" encoding="utf-8"?>
-<w:document xmlns:w="http://schemas.openxmlformats.org/wordprocessingml/2006/main">
+<w:document xmlns:w="http://schemas.openxmlformats.org/wordprocessingml/2006/main" xmlns:r="http://schemas.openxmlformats.org/officeDocument/2006/relationships">
   <w:body>
     <w:p>
       <w:pPr>
@@ -2060,7 +2060,7 @@
 </file>
 
 <file path=word/numbering.xml><?xml version="1.0" encoding="utf-8"?>
-<w:numbering xmlns:w="http://schemas.openxmlformats.org/wordprocessingml/2006/main">
+<w:numbering xmlns:w="http://schemas.openxmlformats.org/wordprocessingml/2006/main" xmlns:r="http://schemas.openxmlformats.org/officeDocument/2006/relationships">
   <w:abstractNum w:abstractNumId="0">
     <w:lvl w:ilvl="0">
       <w:numFmt w:val="bullet"/>
@@ -2093,7 +2093,14 @@
 </file>
 
 <file path=word/styles.xml><?xml version="1.0" encoding="utf-8"?>
-<w:styles xmlns:w="http://schemas.openxmlformats.org/wordprocessingml/2006/main">
+<w:styles xmlns:w="http://schemas.openxmlformats.org/wordprocessingml/2006/main" xmlns:r="http://schemas.openxmlformats.org/officeDocument/2006/relationships">
+  <w:style w:type="character" w:styleId="Hyperlink">
+    <w:name w:val="Hyperlink"/>
+    <w:rPr>
+      <w:color w:val="0563C1"/>
+      <w:u w:val="single"/>
+    </w:rPr>
+  </w:style>
   <w:docDefaults>
     <w:rPrDefault>
       <w:rPr>
